--- a/arb/docx/34.content.docx
+++ b/arb/docx/34.content.docx
@@ -32,23 +32,6 @@
     </w:p>
     <w:p>
       <w:pPr>
-        <w:pStyle w:val="Heading2"/>
-        <w:bidi/>
-      </w:pPr>
-      <w:r>
-        <w:rPr>
-          <w:lang w:val="ar_AE" w:bidi="ar_AE"/>
-        </w:rPr>
-        <w:t>License Information</w:t>
-      </w:r>
-      <w:r>
-        <w:rPr>
-          <w:lang w:val="ar_AE" w:bidi="ar_AE"/>
-        </w:rPr>
-      </w:r>
-    </w:p>
-    <w:p>
-      <w:pPr>
         <w:bidi/>
       </w:pPr>
       <w:r>
@@ -67,13 +50,7 @@
         <w:rPr>
           <w:lang w:val="ar_AE" w:bidi="ar_AE"/>
         </w:rPr>
-        <w:t xml:space="preserve"> (Arabic) is based on</w:t>
-      </w:r>
-      <w:r>
-        <w:rPr>
-          <w:lang w:val="ar_AE" w:bidi="ar_AE"/>
-        </w:rPr>
-        <w:t xml:space="preserve">: </w:t>
+        <w:t xml:space="preserve"> (Arabic) is based on: </w:t>
       </w:r>
       <w:r>
         <w:rPr>
@@ -200,21 +177,6 @@
         <w:pStyle w:val="Heading2"/>
         <w:bidi/>
       </w:pPr>
-      <w:r>
-        <w:rPr>
-          <w:lang w:val="ar_AE" w:bidi="ar_AE"/>
-        </w:rPr>
-      </w:r>
-    </w:p>
-    <w:p>
-      <w:pPr>
-        <w:bidi/>
-      </w:pPr>
-      <w:r>
-        <w:rPr>
-          <w:lang w:val="ar_AE" w:bidi="ar_AE"/>
-        </w:rPr>
-      </w:r>
       <w:r>
         <w:rPr>
           <w:lang w:val="ar_AE" w:bidi="ar_AE"/>

--- a/arb/docx/34.content.docx
+++ b/arb/docx/34.content.docx
@@ -9,6 +9,8 @@
       </w:pPr>
       <w:r>
         <w:rPr>
+          <w:rtl/>
+          <w:cs/>
           <w:lang w:val="ar_AE" w:bidi="ar_AE"/>
         </w:rPr>
       </w:r>
@@ -20,12 +22,16 @@
       </w:pPr>
       <w:r>
         <w:rPr>
+          <w:rtl/>
+          <w:cs/>
           <w:lang w:val="ar_AE" w:bidi="ar_AE"/>
         </w:rPr>
         <w:t>Resource: Arabic Van Dyck Bible</w:t>
       </w:r>
       <w:r>
         <w:rPr>
+          <w:rtl/>
+          <w:cs/>
           <w:lang w:val="ar_AE" w:bidi="ar_AE"/>
         </w:rPr>
       </w:r>
@@ -36,37 +42,33 @@
       </w:pPr>
       <w:r>
         <w:rPr>
+          <w:rtl/>
+          <w:cs/>
           <w:lang w:val="ar_AE" w:bidi="ar_AE"/>
         </w:rPr>
       </w:r>
       <w:r>
         <w:rPr>
           <w:b/>
+          <w:rtl/>
+          <w:cs/>
           <w:lang w:val="ar_AE" w:bidi="ar_AE"/>
         </w:rPr>
         <w:t>Arabic Van Dyck Bible</w:t>
       </w:r>
       <w:r>
         <w:rPr>
-          <w:lang w:val="ar_AE" w:bidi="ar_AE"/>
-        </w:rPr>
-        <w:t xml:space="preserve"> (Arabic) is based on: </w:t>
-      </w:r>
-      <w:r>
-        <w:rPr>
-          <w:lang w:val="ar_AE" w:bidi="ar_AE"/>
-        </w:rPr>
-        <w:t>Van Dyck Bible</w:t>
-      </w:r>
-      <w:r>
-        <w:rPr>
-          <w:lang w:val="ar_AE" w:bidi="ar_AE"/>
-        </w:rPr>
-        <w:t xml:space="preserve">, </w:t>
+          <w:rtl/>
+          <w:cs/>
+          <w:lang w:val="ar_AE" w:bidi="ar_AE"/>
+        </w:rPr>
+        <w:t xml:space="preserve"> © </w:t>
       </w:r>
       <w:hyperlink r:id="rId13">
         <w:r>
           <w:rPr>
+            <w:rtl/>
+            <w:cs/>
             <w:lang w:val="ar_AE" w:bidi="ar_AE"/>
           </w:rPr>
           <w:rPr>
@@ -78,13 +80,17 @@
       </w:hyperlink>
       <w:r>
         <w:rPr>
-          <w:lang w:val="ar_AE" w:bidi="ar_AE"/>
-        </w:rPr>
-        <w:t xml:space="preserve">, None, which is licensed under a </w:t>
+          <w:rtl/>
+          <w:cs/>
+          <w:lang w:val="ar_AE" w:bidi="ar_AE"/>
+        </w:rPr>
+        <w:t xml:space="preserve">, licensed under a </w:t>
       </w:r>
       <w:hyperlink r:id="rId14">
         <w:r>
           <w:rPr>
+            <w:rtl/>
+            <w:cs/>
             <w:lang w:val="ar_AE" w:bidi="ar_AE"/>
           </w:rPr>
           <w:rPr>
@@ -96,49 +102,36 @@
       </w:hyperlink>
       <w:r>
         <w:rPr>
+          <w:rtl/>
+          <w:cs/>
           <w:lang w:val="ar_AE" w:bidi="ar_AE"/>
         </w:rPr>
         <w:t>.</w:t>
       </w:r>
       <w:r>
         <w:rPr>
+          <w:rtl/>
+          <w:cs/>
+          <w:lang w:val="ar_AE" w:bidi="ar_AE"/>
+        </w:rPr>
+      </w:r>
+      <w:r>
+        <w:rPr>
+          <w:rtl/>
+          <w:cs/>
           <w:lang w:val="ar_AE" w:bidi="ar_AE"/>
         </w:rPr>
       </w:r>
     </w:p>
     <w:p>
       <w:pPr>
-        <w:bidi/>
-      </w:pPr>
-      <w:r>
-        <w:rPr>
-          <w:lang w:val="ar_AE" w:bidi="ar_AE"/>
-        </w:rPr>
-      </w:r>
-      <w:r>
-        <w:rPr>
-          <w:lang w:val="ar_AE" w:bidi="ar_AE"/>
-        </w:rPr>
-        <w:t>This PDF version is provided under the same license.</w:t>
-      </w:r>
-      <w:r>
-        <w:rPr>
-          <w:lang w:val="ar_AE" w:bidi="ar_AE"/>
-        </w:rPr>
-      </w:r>
-      <w:r>
-        <w:rPr>
-          <w:lang w:val="ar_AE" w:bidi="ar_AE"/>
-        </w:rPr>
-      </w:r>
-    </w:p>
-    <w:p>
-      <w:pPr>
         <w:pStyle w:val="Heading1"/>
         <w:bidi/>
       </w:pPr>
       <w:r>
         <w:rPr>
+          <w:rtl/>
+          <w:cs/>
           <w:lang w:val="ar_AE" w:bidi="ar_AE"/>
         </w:rPr>
         <w:t>Arabic Van Dyck Bible</w:t>
@@ -168,6 +161,8 @@
       </w:pPr>
       <w:r>
         <w:rPr>
+          <w:rtl/>
+          <w:cs/>
           <w:lang w:val="ar_AE" w:bidi="ar_AE"/>
         </w:rPr>
       </w:r>
@@ -179,6 +174,8 @@
       </w:pPr>
       <w:r>
         <w:rPr>
+          <w:rtl/>
+          <w:cs/>
           <w:lang w:val="ar_AE" w:bidi="ar_AE"/>
         </w:rPr>
       </w:r>
@@ -189,22 +186,30 @@
       </w:pPr>
       <w:r>
         <w:rPr>
-          <w:lang w:val="ar_AE" w:bidi="ar_AE"/>
-        </w:rPr>
-      </w:r>
-      <w:r>
-        <w:rPr>
+          <w:rtl/>
+          <w:cs/>
+          <w:lang w:val="ar_AE" w:bidi="ar_AE"/>
+        </w:rPr>
+      </w:r>
+      <w:r>
+        <w:rPr>
+          <w:rtl/>
+          <w:cs/>
           <w:lang w:val="ar_AE" w:bidi="ar_AE"/>
         </w:rPr>
         <w:t xml:space="preserve"> </w:t>
       </w:r>
       <w:r>
         <w:rPr>
-          <w:lang w:val="ar_AE" w:bidi="ar_AE"/>
-        </w:rPr>
-      </w:r>
-      <w:r>
-        <w:rPr>
+          <w:rtl/>
+          <w:cs/>
+          <w:lang w:val="ar_AE" w:bidi="ar_AE"/>
+        </w:rPr>
+      </w:r>
+      <w:r>
+        <w:rPr>
+          <w:rtl/>
+          <w:cs/>
           <w:lang w:val="ar_AE" w:bidi="ar_AE"/>
         </w:rPr>
       </w:r>
@@ -226,27 +231,477 @@
     </w:p>
     <w:p>
       <w:pPr>
+        <w:pStyle w:val="Heading2"/>
         <w:bidi/>
       </w:pPr>
       <w:r>
         <w:rPr>
+          <w:rtl/>
+          <w:cs/>
+          <w:lang w:val="ar_AE" w:bidi="ar_AE"/>
+        </w:rPr>
+        <w:t>Nahum 1:1</w:t>
+      </w:r>
+      <w:r>
+        <w:rPr>
+          <w:rtl/>
+          <w:cs/>
           <w:lang w:val="ar_AE" w:bidi="ar_AE"/>
         </w:rPr>
       </w:r>
     </w:p>
     <w:p>
       <w:pPr>
+        <w:bidi/>
+      </w:pPr>
+      <w:r>
+        <w:rPr>
+          <w:rtl/>
+          <w:cs/>
+          <w:lang w:val="ar_AE" w:bidi="ar_AE"/>
+        </w:rPr>
+      </w:r>
+      <w:r>
+        <w:rPr>
+          <w:vertAlign w:val="superscript"/>
+          <w:rtl/>
+          <w:cs/>
+          <w:lang w:val="ar_AE" w:bidi="ar_AE"/>
+        </w:rPr>
+        <w:t>1</w:t>
+      </w:r>
+      <w:r>
+        <w:rPr>
+          <w:rtl/>
+          <w:cs/>
+          <w:lang w:val="ar_AE" w:bidi="ar_AE"/>
+        </w:rPr>
+        <w:t xml:space="preserve"> وَحْيٌ عَلَى نِينَوَى. سِفْرُ رُؤْيَا نَاحُومَ ٱلْأَلْقُوشِيِّ.</w:t>
+      </w:r>
+    </w:p>
+    <w:p>
+      <w:pPr>
+        <w:bidi/>
+      </w:pPr>
+      <w:r>
+        <w:rPr>
+          <w:rtl/>
+          <w:cs/>
+          <w:lang w:val="ar_AE" w:bidi="ar_AE"/>
+        </w:rPr>
+      </w:r>
+      <w:r>
+        <w:rPr>
+          <w:vertAlign w:val="superscript"/>
+          <w:rtl/>
+          <w:cs/>
+          <w:lang w:val="ar_AE" w:bidi="ar_AE"/>
+        </w:rPr>
+        <w:t>2</w:t>
+      </w:r>
+      <w:r>
+        <w:rPr>
+          <w:rtl/>
+          <w:cs/>
+          <w:lang w:val="ar_AE" w:bidi="ar_AE"/>
+        </w:rPr>
+        <w:t xml:space="preserve"> اَلرَّبُّ إِلَهٌ غَيُورٌ وَمُنْتَقِمٌ. ٱلرّبُّ مُنْتَقِمٌ وَذُو سَخَطٍ. ٱلرّبُّ مُنْتَقِمٌ مِن مُبْغِضِيهِ وَحَافِظٌ غَضَبَهُ عَلَى أَعْدَائِهِ.</w:t>
+      </w:r>
+    </w:p>
+    <w:p>
+      <w:pPr>
+        <w:bidi/>
+      </w:pPr>
+      <w:r>
+        <w:rPr>
+          <w:rtl/>
+          <w:cs/>
+          <w:lang w:val="ar_AE" w:bidi="ar_AE"/>
+        </w:rPr>
+      </w:r>
+      <w:r>
+        <w:rPr>
+          <w:vertAlign w:val="superscript"/>
+          <w:rtl/>
+          <w:cs/>
+          <w:lang w:val="ar_AE" w:bidi="ar_AE"/>
+        </w:rPr>
+        <w:t>3</w:t>
+      </w:r>
+      <w:r>
+        <w:rPr>
+          <w:rtl/>
+          <w:cs/>
+          <w:lang w:val="ar_AE" w:bidi="ar_AE"/>
+        </w:rPr>
+        <w:t xml:space="preserve"> ٱلرَّبُّ بَطِيءُ ٱلْغَضَبِ وَعَظِيمُ ٱلْقُدْرَةِ، وَلَكِنَّهُ لَا يُبَرِّئُ ٱلْبَتَّةَ. ٱلرَّبُّ فِي ٱلزَّوْبَعَةِ، وَفِي ٱلْعَاصِفِ طَرِيقُهُ، وَٱلسَّحَابُ غُبَارُ رِجْلَيْهِ.</w:t>
+      </w:r>
+    </w:p>
+    <w:p>
+      <w:pPr>
+        <w:bidi/>
+      </w:pPr>
+      <w:r>
+        <w:rPr>
+          <w:rtl/>
+          <w:cs/>
+          <w:lang w:val="ar_AE" w:bidi="ar_AE"/>
+        </w:rPr>
+      </w:r>
+      <w:r>
+        <w:rPr>
+          <w:vertAlign w:val="superscript"/>
+          <w:rtl/>
+          <w:cs/>
+          <w:lang w:val="ar_AE" w:bidi="ar_AE"/>
+        </w:rPr>
+        <w:t>4</w:t>
+      </w:r>
+      <w:r>
+        <w:rPr>
+          <w:rtl/>
+          <w:cs/>
+          <w:lang w:val="ar_AE" w:bidi="ar_AE"/>
+        </w:rPr>
+        <w:t xml:space="preserve"> يَنْتَهِرُ ٱلْبَحْرَ فَيُنَشِّفُهُ وَيُجَفِّفُ جَمِيعَ ٱلْأَنْهَارِ. يَذْبُلُ بَاشَانُ وَٱلْكَرْمَلُ، وَزَهْرُ لُبْنَانَ يَذْبُلُ.</w:t>
+      </w:r>
+    </w:p>
+    <w:p>
+      <w:pPr>
+        <w:bidi/>
+      </w:pPr>
+      <w:r>
+        <w:rPr>
+          <w:rtl/>
+          <w:cs/>
+          <w:lang w:val="ar_AE" w:bidi="ar_AE"/>
+        </w:rPr>
+      </w:r>
+      <w:r>
+        <w:rPr>
+          <w:vertAlign w:val="superscript"/>
+          <w:rtl/>
+          <w:cs/>
+          <w:lang w:val="ar_AE" w:bidi="ar_AE"/>
+        </w:rPr>
+        <w:t>5</w:t>
+      </w:r>
+      <w:r>
+        <w:rPr>
+          <w:rtl/>
+          <w:cs/>
+          <w:lang w:val="ar_AE" w:bidi="ar_AE"/>
+        </w:rPr>
+        <w:t xml:space="preserve"> اَلْجِبَالُ تَرْجُفُ مِنْهُ، وَٱلتِّلَالُ تَذُوبُ، وَٱلْأَرْضُ تُرْفَعُ مِنْ وَجْهِهِ، وَٱلْعَالَمُ وَكُلُّ ٱلسَّاكِنِينَ فِيهِ.</w:t>
+      </w:r>
+    </w:p>
+    <w:p>
+      <w:pPr>
+        <w:bidi/>
+      </w:pPr>
+      <w:r>
+        <w:rPr>
+          <w:rtl/>
+          <w:cs/>
+          <w:lang w:val="ar_AE" w:bidi="ar_AE"/>
+        </w:rPr>
+      </w:r>
+      <w:r>
+        <w:rPr>
+          <w:vertAlign w:val="superscript"/>
+          <w:rtl/>
+          <w:cs/>
+          <w:lang w:val="ar_AE" w:bidi="ar_AE"/>
+        </w:rPr>
+        <w:t>6</w:t>
+      </w:r>
+      <w:r>
+        <w:rPr>
+          <w:rtl/>
+          <w:cs/>
+          <w:lang w:val="ar_AE" w:bidi="ar_AE"/>
+        </w:rPr>
+        <w:t xml:space="preserve"> مَنْ يَقِفُ أَمَامَ سَخَطِهِ؟ وَمَنْ يَقُومُ فِي حُمُوِّ غَضَبِهِ؟ غَيْظُهُ يَنْسَكِبُ كَٱلنَّارِ، وَٱلصُّخُورُ تَنْهَدِمُ مِنْهُ.</w:t>
+      </w:r>
+    </w:p>
+    <w:p>
+      <w:pPr>
+        <w:bidi/>
+      </w:pPr>
+      <w:r>
+        <w:rPr>
+          <w:rtl/>
+          <w:cs/>
+          <w:lang w:val="ar_AE" w:bidi="ar_AE"/>
+        </w:rPr>
+      </w:r>
+      <w:r>
+        <w:rPr>
+          <w:vertAlign w:val="superscript"/>
+          <w:rtl/>
+          <w:cs/>
+          <w:lang w:val="ar_AE" w:bidi="ar_AE"/>
+        </w:rPr>
+        <w:t>7</w:t>
+      </w:r>
+      <w:r>
+        <w:rPr>
+          <w:rtl/>
+          <w:cs/>
+          <w:lang w:val="ar_AE" w:bidi="ar_AE"/>
+        </w:rPr>
+        <w:t xml:space="preserve"> صَالِحٌ هُوَ ٱلرَّبُّ. حِصْنٌ فِي يَوْمِ ٱلضَّيقِ، وَهُوَ يَعْرِفُ ٱلْمُتَوَكِّلِينَ عَلَيْهِ.</w:t>
+      </w:r>
+    </w:p>
+    <w:p>
+      <w:pPr>
+        <w:bidi/>
+      </w:pPr>
+      <w:r>
+        <w:rPr>
+          <w:rtl/>
+          <w:cs/>
+          <w:lang w:val="ar_AE" w:bidi="ar_AE"/>
+        </w:rPr>
+      </w:r>
+      <w:r>
+        <w:rPr>
+          <w:vertAlign w:val="superscript"/>
+          <w:rtl/>
+          <w:cs/>
+          <w:lang w:val="ar_AE" w:bidi="ar_AE"/>
+        </w:rPr>
+        <w:t>8</w:t>
+      </w:r>
+      <w:r>
+        <w:rPr>
+          <w:rtl/>
+          <w:cs/>
+          <w:lang w:val="ar_AE" w:bidi="ar_AE"/>
+        </w:rPr>
+        <w:t xml:space="preserve"> وَلَكِنْ بِطُوفَانٍ عَابِرٍ يَصْنَعُ هَلَاكًا تَامًّا لِمَوْضِعِهَا، وَأَعْدَاؤُهُ يَتْبَعُهُمْ ظَلَامٌ.</w:t>
+      </w:r>
+    </w:p>
+    <w:p>
+      <w:pPr>
+        <w:bidi/>
+      </w:pPr>
+      <w:r>
+        <w:rPr>
+          <w:rtl/>
+          <w:cs/>
+          <w:lang w:val="ar_AE" w:bidi="ar_AE"/>
+        </w:rPr>
+      </w:r>
+      <w:r>
+        <w:rPr>
+          <w:vertAlign w:val="superscript"/>
+          <w:rtl/>
+          <w:cs/>
+          <w:lang w:val="ar_AE" w:bidi="ar_AE"/>
+        </w:rPr>
+        <w:t>9</w:t>
+      </w:r>
+      <w:r>
+        <w:rPr>
+          <w:rtl/>
+          <w:cs/>
+          <w:lang w:val="ar_AE" w:bidi="ar_AE"/>
+        </w:rPr>
+        <w:t xml:space="preserve"> مَاذَا تَفْتَكِرُونَ عَلَى ٱلرَّبِّ؟ هُوَ صَانِعٌ هَلَاكًا تَامًّا. لَا يَقُومُ ٱلضِّيقُ مَرَّتَيْنِ.</w:t>
+      </w:r>
+    </w:p>
+    <w:p>
+      <w:pPr>
+        <w:bidi/>
+      </w:pPr>
+      <w:r>
+        <w:rPr>
+          <w:rtl/>
+          <w:cs/>
+          <w:lang w:val="ar_AE" w:bidi="ar_AE"/>
+        </w:rPr>
+      </w:r>
+      <w:r>
+        <w:rPr>
+          <w:vertAlign w:val="superscript"/>
+          <w:rtl/>
+          <w:cs/>
+          <w:lang w:val="ar_AE" w:bidi="ar_AE"/>
+        </w:rPr>
+        <w:t>10</w:t>
+      </w:r>
+      <w:r>
+        <w:rPr>
+          <w:rtl/>
+          <w:cs/>
+          <w:lang w:val="ar_AE" w:bidi="ar_AE"/>
+        </w:rPr>
+        <w:t xml:space="preserve"> فَإِنَّهُمْ وَهُمْ مُشْتَبِكُونَ مِثْلَ ٱلشَّوْكِ، وَسَكْرَانُونَ كَمِنْ خَمْرِهِمْ، يُؤْكَلُونَ كَٱلْقَشِّ ٱلْيَابِسِ بِٱلْكَمَالِ.</w:t>
+      </w:r>
+    </w:p>
+    <w:p>
+      <w:pPr>
+        <w:bidi/>
+      </w:pPr>
+      <w:r>
+        <w:rPr>
+          <w:rtl/>
+          <w:cs/>
+          <w:lang w:val="ar_AE" w:bidi="ar_AE"/>
+        </w:rPr>
+      </w:r>
+      <w:r>
+        <w:rPr>
+          <w:vertAlign w:val="superscript"/>
+          <w:rtl/>
+          <w:cs/>
+          <w:lang w:val="ar_AE" w:bidi="ar_AE"/>
+        </w:rPr>
+        <w:t>11</w:t>
+      </w:r>
+      <w:r>
+        <w:rPr>
+          <w:rtl/>
+          <w:cs/>
+          <w:lang w:val="ar_AE" w:bidi="ar_AE"/>
+        </w:rPr>
+        <w:t xml:space="preserve"> مِنْكِ خَرَجَ ٱلْمُفْتَكِرُ عَلَى ٱلرَّبِّ شَرًّا، ٱلْمُشِيرُ بِٱلْهَلَاكِ.</w:t>
+      </w:r>
+    </w:p>
+    <w:p>
+      <w:pPr>
+        <w:bidi/>
+      </w:pPr>
+      <w:r>
+        <w:rPr>
+          <w:rtl/>
+          <w:cs/>
+          <w:lang w:val="ar_AE" w:bidi="ar_AE"/>
+        </w:rPr>
+      </w:r>
+      <w:r>
+        <w:rPr>
+          <w:vertAlign w:val="superscript"/>
+          <w:rtl/>
+          <w:cs/>
+          <w:lang w:val="ar_AE" w:bidi="ar_AE"/>
+        </w:rPr>
+        <w:t>12</w:t>
+      </w:r>
+      <w:r>
+        <w:rPr>
+          <w:rtl/>
+          <w:cs/>
+          <w:lang w:val="ar_AE" w:bidi="ar_AE"/>
+        </w:rPr>
+        <w:t xml:space="preserve"> هَكَذَا قَالَ ٱلرَّبُّ: «إِنْ كَانُوا سَالِمِينَ وَكَثِيرِينَ هَكَذَا، فَهَكَذَا يُجَزُّونَ فَيَعْبُرُ. أَذْلَلْتُكِ. لَا أُذِلُّكِ ثَانِيَةً.</w:t>
+      </w:r>
+    </w:p>
+    <w:p>
+      <w:pPr>
+        <w:bidi/>
+      </w:pPr>
+      <w:r>
+        <w:rPr>
+          <w:rtl/>
+          <w:cs/>
+          <w:lang w:val="ar_AE" w:bidi="ar_AE"/>
+        </w:rPr>
+      </w:r>
+      <w:r>
+        <w:rPr>
+          <w:vertAlign w:val="superscript"/>
+          <w:rtl/>
+          <w:cs/>
+          <w:lang w:val="ar_AE" w:bidi="ar_AE"/>
+        </w:rPr>
+        <w:t>13</w:t>
+      </w:r>
+      <w:r>
+        <w:rPr>
+          <w:rtl/>
+          <w:cs/>
+          <w:lang w:val="ar_AE" w:bidi="ar_AE"/>
+        </w:rPr>
+        <w:t xml:space="preserve"> وَٱلْآنَ أَكْسِرُ نِيرَهُ عَنْكِ وَأَقْطَعُ رُبُطَكِ».</w:t>
+      </w:r>
+    </w:p>
+    <w:p>
+      <w:pPr>
+        <w:bidi/>
+      </w:pPr>
+      <w:r>
+        <w:rPr>
+          <w:rtl/>
+          <w:cs/>
+          <w:lang w:val="ar_AE" w:bidi="ar_AE"/>
+        </w:rPr>
+      </w:r>
+      <w:r>
+        <w:rPr>
+          <w:vertAlign w:val="superscript"/>
+          <w:rtl/>
+          <w:cs/>
+          <w:lang w:val="ar_AE" w:bidi="ar_AE"/>
+        </w:rPr>
+        <w:t>14</w:t>
+      </w:r>
+      <w:r>
+        <w:rPr>
+          <w:rtl/>
+          <w:cs/>
+          <w:lang w:val="ar_AE" w:bidi="ar_AE"/>
+        </w:rPr>
+        <w:t xml:space="preserve"> وَلَكِنْ قَدْ أَوْصَى عَنْكَ ٱلرَّبُّ: «لَا يُزْرَعُ مِنِ ٱسْمِكَ فِي مَا بَعْدُ. إِنِّي أَقْطَعُ مِنْ بَيْتِ إِلَهِكَ ٱلتَّمَاثِيلَ ٱلْمَنْحُوتَةَ وَٱلْمَسْبُوكَةَ. أَجْعَلُهُ قَبْرَكَ، لِأَنَّكَ صِرْتَ حَقِيرًا».</w:t>
+      </w:r>
+    </w:p>
+    <w:p>
+      <w:pPr>
+        <w:bidi/>
+      </w:pPr>
+      <w:r>
+        <w:rPr>
+          <w:rtl/>
+          <w:cs/>
+          <w:lang w:val="ar_AE" w:bidi="ar_AE"/>
+        </w:rPr>
+      </w:r>
+      <w:r>
+        <w:rPr>
+          <w:vertAlign w:val="superscript"/>
+          <w:rtl/>
+          <w:cs/>
+          <w:lang w:val="ar_AE" w:bidi="ar_AE"/>
+        </w:rPr>
+        <w:t>15</w:t>
+      </w:r>
+      <w:r>
+        <w:rPr>
+          <w:rtl/>
+          <w:cs/>
+          <w:lang w:val="ar_AE" w:bidi="ar_AE"/>
+        </w:rPr>
+        <w:t xml:space="preserve"> هُوَذَا عَلَى ٱلْجِبَالِ قَدَمَا مُبَشِّرٍ مُنَادٍ بِٱلسَّلَامِ! عَيِّدِي يَا يَهُوذَا أَعْيَادَكِ. أَوْفِي نُذُورَكِ، فَإِنَّهُ لَا يَعُودُ يَعْبُرُ فِيكِ أَيْضًا ٱلْمُهْلِكُ. قَدِ ٱنْقَرَضَ كُلُّهُ.</w:t>
+      </w:r>
+    </w:p>
+    <w:p>
+      <w:pPr>
         <w:pStyle w:val="Heading2"/>
         <w:bidi/>
       </w:pPr>
       <w:r>
         <w:rPr>
-          <w:lang w:val="ar_AE" w:bidi="ar_AE"/>
-        </w:rPr>
-        <w:t>Nahum 1:1</w:t>
-      </w:r>
-      <w:r>
-        <w:rPr>
+          <w:rtl/>
+          <w:cs/>
+          <w:lang w:val="ar_AE" w:bidi="ar_AE"/>
+        </w:rPr>
+        <w:t>Nahum 2:1</w:t>
+      </w:r>
+      <w:r>
+        <w:rPr>
+          <w:rtl/>
+          <w:cs/>
           <w:lang w:val="ar_AE" w:bidi="ar_AE"/>
         </w:rPr>
       </w:r>
@@ -257,31 +712,27 @@
       </w:pPr>
       <w:r>
         <w:rPr>
+          <w:rtl/>
+          <w:cs/>
           <w:lang w:val="ar_AE" w:bidi="ar_AE"/>
         </w:rPr>
       </w:r>
       <w:r>
         <w:rPr>
           <w:vertAlign w:val="superscript"/>
+          <w:rtl/>
+          <w:cs/>
           <w:lang w:val="ar_AE" w:bidi="ar_AE"/>
         </w:rPr>
         <w:t>1</w:t>
       </w:r>
       <w:r>
         <w:rPr>
-          <w:lang w:val="ar_AE" w:bidi="ar_AE"/>
-        </w:rPr>
-        <w:t xml:space="preserve"> وَحْيٌ عَلَى نِينَوَى. سِفْرُ رُؤْيَا نَاحُومَ ٱلْأَلْقُوشِيِّ.</w:t>
-      </w:r>
-      <w:r>
-        <w:rPr>
-          <w:lang w:val="ar_AE" w:bidi="ar_AE"/>
-        </w:rPr>
-      </w:r>
-      <w:r>
-        <w:rPr>
-          <w:lang w:val="ar_AE" w:bidi="ar_AE"/>
-        </w:rPr>
+          <w:rtl/>
+          <w:cs/>
+          <w:lang w:val="ar_AE" w:bidi="ar_AE"/>
+        </w:rPr>
+        <w:t xml:space="preserve"> قَدِ ٱرْتَفَعَتِ ٱلْمِقْمَعَةُ عَلَى وَجْهِكِ. ٱحْرُسِ ٱلْحِصْنَ. رَاقِبِ ٱلطَّرِيقَ. شَدِّدِ ٱلْحَقْوَيْنِ. مَكِّنِ ٱلْقُوَّةَ جِدًّا.</w:t>
       </w:r>
     </w:p>
     <w:p>
@@ -290,8 +741,27 @@
       </w:pPr>
       <w:r>
         <w:rPr>
-          <w:lang w:val="ar_AE" w:bidi="ar_AE"/>
-        </w:rPr>
+          <w:rtl/>
+          <w:cs/>
+          <w:lang w:val="ar_AE" w:bidi="ar_AE"/>
+        </w:rPr>
+      </w:r>
+      <w:r>
+        <w:rPr>
+          <w:vertAlign w:val="superscript"/>
+          <w:rtl/>
+          <w:cs/>
+          <w:lang w:val="ar_AE" w:bidi="ar_AE"/>
+        </w:rPr>
+        <w:t>2</w:t>
+      </w:r>
+      <w:r>
+        <w:rPr>
+          <w:rtl/>
+          <w:cs/>
+          <w:lang w:val="ar_AE" w:bidi="ar_AE"/>
+        </w:rPr>
+        <w:t xml:space="preserve"> فَإِنَّ ٱلرَّبَّ يَرُدُّ عَظَمَةَ يَعْقُوبَ كَعَظَمَةِ إِسْرَائِيلَ، لِأَنَّ ٱلسَّالِبِينَ قَدْ سَلَبُوهُمْ وَأَتْلَفُوا قُضْبَانَ كُرُومِهِمْ.</w:t>
       </w:r>
     </w:p>
     <w:p>
@@ -300,31 +770,27 @@
       </w:pPr>
       <w:r>
         <w:rPr>
+          <w:rtl/>
+          <w:cs/>
           <w:lang w:val="ar_AE" w:bidi="ar_AE"/>
         </w:rPr>
       </w:r>
       <w:r>
         <w:rPr>
           <w:vertAlign w:val="superscript"/>
-          <w:lang w:val="ar_AE" w:bidi="ar_AE"/>
-        </w:rPr>
-        <w:t>2</w:t>
-      </w:r>
-      <w:r>
-        <w:rPr>
-          <w:lang w:val="ar_AE" w:bidi="ar_AE"/>
-        </w:rPr>
-        <w:t xml:space="preserve"> اَلرَّبُّ إِلَهٌ غَيُورٌ وَمُنْتَقِمٌ. ٱلرّبُّ مُنْتَقِمٌ وَذُو سَخَطٍ. ٱلرّبُّ مُنْتَقِمٌ مِن مُبْغِضِيهِ وَحَافِظٌ غَضَبَهُ عَلَى أَعْدَائِهِ.</w:t>
-      </w:r>
-      <w:r>
-        <w:rPr>
-          <w:lang w:val="ar_AE" w:bidi="ar_AE"/>
-        </w:rPr>
-      </w:r>
-      <w:r>
-        <w:rPr>
-          <w:lang w:val="ar_AE" w:bidi="ar_AE"/>
-        </w:rPr>
+          <w:rtl/>
+          <w:cs/>
+          <w:lang w:val="ar_AE" w:bidi="ar_AE"/>
+        </w:rPr>
+        <w:t>3</w:t>
+      </w:r>
+      <w:r>
+        <w:rPr>
+          <w:rtl/>
+          <w:cs/>
+          <w:lang w:val="ar_AE" w:bidi="ar_AE"/>
+        </w:rPr>
+        <w:t xml:space="preserve"> تُرْسُ أَبْطَالِهِ مُحَمَّرٌ. رِجَالُ ٱلْجَيْشِ قِرْمِزِيُّونَ. ٱلْمَرْكَبَاتُ بِنَارِ ٱلْفُولَاذِ فِي يَوْمِ إِعْدَادِهِ. وَٱلسَّرْوُ يَهْتَزُّ.</w:t>
       </w:r>
     </w:p>
     <w:p>
@@ -333,8 +799,27 @@
       </w:pPr>
       <w:r>
         <w:rPr>
-          <w:lang w:val="ar_AE" w:bidi="ar_AE"/>
-        </w:rPr>
+          <w:rtl/>
+          <w:cs/>
+          <w:lang w:val="ar_AE" w:bidi="ar_AE"/>
+        </w:rPr>
+      </w:r>
+      <w:r>
+        <w:rPr>
+          <w:vertAlign w:val="superscript"/>
+          <w:rtl/>
+          <w:cs/>
+          <w:lang w:val="ar_AE" w:bidi="ar_AE"/>
+        </w:rPr>
+        <w:t>4</w:t>
+      </w:r>
+      <w:r>
+        <w:rPr>
+          <w:rtl/>
+          <w:cs/>
+          <w:lang w:val="ar_AE" w:bidi="ar_AE"/>
+        </w:rPr>
+        <w:t xml:space="preserve"> تَهِيجُ ٱلْمَرْكَبَاتُ فِي ٱلْأَزِقَّةِ. تَتَرَاكَضُ فِي ٱلسَّاحَاتِ. مَنْظَرُهَا كَمَصَابِيحَ. تَجْرِي كَٱلْبُرُوقِ.</w:t>
       </w:r>
     </w:p>
     <w:p>
@@ -343,31 +828,27 @@
       </w:pPr>
       <w:r>
         <w:rPr>
+          <w:rtl/>
+          <w:cs/>
           <w:lang w:val="ar_AE" w:bidi="ar_AE"/>
         </w:rPr>
       </w:r>
       <w:r>
         <w:rPr>
           <w:vertAlign w:val="superscript"/>
-          <w:lang w:val="ar_AE" w:bidi="ar_AE"/>
-        </w:rPr>
-        <w:t>3</w:t>
-      </w:r>
-      <w:r>
-        <w:rPr>
-          <w:lang w:val="ar_AE" w:bidi="ar_AE"/>
-        </w:rPr>
-        <w:t xml:space="preserve"> ٱلرَّبُّ بَطِيءُ ٱلْغَضَبِ وَعَظِيمُ ٱلْقُدْرَةِ، وَلَكِنَّهُ لَا يُبَرِّئُ ٱلْبَتَّةَ. ٱلرَّبُّ فِي ٱلزَّوْبَعَةِ، وَفِي ٱلْعَاصِفِ طَرِيقُهُ، وَٱلسَّحَابُ غُبَارُ رِجْلَيْهِ.</w:t>
-      </w:r>
-      <w:r>
-        <w:rPr>
-          <w:lang w:val="ar_AE" w:bidi="ar_AE"/>
-        </w:rPr>
-      </w:r>
-      <w:r>
-        <w:rPr>
-          <w:lang w:val="ar_AE" w:bidi="ar_AE"/>
-        </w:rPr>
+          <w:rtl/>
+          <w:cs/>
+          <w:lang w:val="ar_AE" w:bidi="ar_AE"/>
+        </w:rPr>
+        <w:t>5</w:t>
+      </w:r>
+      <w:r>
+        <w:rPr>
+          <w:rtl/>
+          <w:cs/>
+          <w:lang w:val="ar_AE" w:bidi="ar_AE"/>
+        </w:rPr>
+        <w:t xml:space="preserve"> يَذْكُرُ عُظَمَاءَهُ. يَتَعَثَّرُونَ فِي مَشْيِهِمْ. يُسْرِعُونَ إِلَى سُورِهَا، وَقَدْ أُقِيمَتِ ٱلْمِتْرَسَةُ.</w:t>
       </w:r>
     </w:p>
     <w:p>
@@ -376,8 +857,27 @@
       </w:pPr>
       <w:r>
         <w:rPr>
-          <w:lang w:val="ar_AE" w:bidi="ar_AE"/>
-        </w:rPr>
+          <w:rtl/>
+          <w:cs/>
+          <w:lang w:val="ar_AE" w:bidi="ar_AE"/>
+        </w:rPr>
+      </w:r>
+      <w:r>
+        <w:rPr>
+          <w:vertAlign w:val="superscript"/>
+          <w:rtl/>
+          <w:cs/>
+          <w:lang w:val="ar_AE" w:bidi="ar_AE"/>
+        </w:rPr>
+        <w:t>6</w:t>
+      </w:r>
+      <w:r>
+        <w:rPr>
+          <w:rtl/>
+          <w:cs/>
+          <w:lang w:val="ar_AE" w:bidi="ar_AE"/>
+        </w:rPr>
+        <w:t xml:space="preserve"> أَبْوَابُ ٱلْأَنْهَارِ ٱنْفَتَحَتْ، وَٱلْقَصْرُ قَدْ ذَابَ.</w:t>
       </w:r>
     </w:p>
     <w:p>
@@ -386,31 +886,27 @@
       </w:pPr>
       <w:r>
         <w:rPr>
+          <w:rtl/>
+          <w:cs/>
           <w:lang w:val="ar_AE" w:bidi="ar_AE"/>
         </w:rPr>
       </w:r>
       <w:r>
         <w:rPr>
           <w:vertAlign w:val="superscript"/>
-          <w:lang w:val="ar_AE" w:bidi="ar_AE"/>
-        </w:rPr>
-        <w:t>4</w:t>
-      </w:r>
-      <w:r>
-        <w:rPr>
-          <w:lang w:val="ar_AE" w:bidi="ar_AE"/>
-        </w:rPr>
-        <w:t xml:space="preserve"> يَنْتَهِرُ ٱلْبَحْرَ فَيُنَشِّفُهُ وَيُجَفِّفُ جَمِيعَ ٱلْأَنْهَارِ. يَذْبُلُ بَاشَانُ وَٱلْكَرْمَلُ، وَزَهْرُ لُبْنَانَ يَذْبُلُ.</w:t>
-      </w:r>
-      <w:r>
-        <w:rPr>
-          <w:lang w:val="ar_AE" w:bidi="ar_AE"/>
-        </w:rPr>
-      </w:r>
-      <w:r>
-        <w:rPr>
-          <w:lang w:val="ar_AE" w:bidi="ar_AE"/>
-        </w:rPr>
+          <w:rtl/>
+          <w:cs/>
+          <w:lang w:val="ar_AE" w:bidi="ar_AE"/>
+        </w:rPr>
+        <w:t>7</w:t>
+      </w:r>
+      <w:r>
+        <w:rPr>
+          <w:rtl/>
+          <w:cs/>
+          <w:lang w:val="ar_AE" w:bidi="ar_AE"/>
+        </w:rPr>
+        <w:t xml:space="preserve"> وَهُصَّبُ قَدِ ٱنْكَشَفَتْ. أُطْلِعَتْ. وَجَوَارِيهَا تَئِنُّ كَصَوْتِ ٱلْحَمَامِ ضَارِبَاتٍ عَلَى صُدُورِهِنَّ.</w:t>
       </w:r>
     </w:p>
     <w:p>
@@ -419,8 +915,27 @@
       </w:pPr>
       <w:r>
         <w:rPr>
-          <w:lang w:val="ar_AE" w:bidi="ar_AE"/>
-        </w:rPr>
+          <w:rtl/>
+          <w:cs/>
+          <w:lang w:val="ar_AE" w:bidi="ar_AE"/>
+        </w:rPr>
+      </w:r>
+      <w:r>
+        <w:rPr>
+          <w:vertAlign w:val="superscript"/>
+          <w:rtl/>
+          <w:cs/>
+          <w:lang w:val="ar_AE" w:bidi="ar_AE"/>
+        </w:rPr>
+        <w:t>8</w:t>
+      </w:r>
+      <w:r>
+        <w:rPr>
+          <w:rtl/>
+          <w:cs/>
+          <w:lang w:val="ar_AE" w:bidi="ar_AE"/>
+        </w:rPr>
+        <w:t xml:space="preserve"> وَنِينَوَى كَبِرْكَةِ مَاءٍ مُنْذُ كَانَتْ، وَلَكِنَّهُمُ ٱلْآنَ هَارِبُونَ. «قِفُوا، قِفُوا!» وَلَا مُلْتَفِتٌ.</w:t>
       </w:r>
     </w:p>
     <w:p>
@@ -429,31 +944,27 @@
       </w:pPr>
       <w:r>
         <w:rPr>
+          <w:rtl/>
+          <w:cs/>
           <w:lang w:val="ar_AE" w:bidi="ar_AE"/>
         </w:rPr>
       </w:r>
       <w:r>
         <w:rPr>
           <w:vertAlign w:val="superscript"/>
-          <w:lang w:val="ar_AE" w:bidi="ar_AE"/>
-        </w:rPr>
-        <w:t>5</w:t>
-      </w:r>
-      <w:r>
-        <w:rPr>
-          <w:lang w:val="ar_AE" w:bidi="ar_AE"/>
-        </w:rPr>
-        <w:t xml:space="preserve"> اَلْجِبَالُ تَرْجُفُ مِنْهُ، وَٱلتِّلَالُ تَذُوبُ، وَٱلْأَرْضُ تُرْفَعُ مِنْ وَجْهِهِ، وَٱلْعَالَمُ وَكُلُّ ٱلسَّاكِنِينَ فِيهِ.</w:t>
-      </w:r>
-      <w:r>
-        <w:rPr>
-          <w:lang w:val="ar_AE" w:bidi="ar_AE"/>
-        </w:rPr>
-      </w:r>
-      <w:r>
-        <w:rPr>
-          <w:lang w:val="ar_AE" w:bidi="ar_AE"/>
-        </w:rPr>
+          <w:rtl/>
+          <w:cs/>
+          <w:lang w:val="ar_AE" w:bidi="ar_AE"/>
+        </w:rPr>
+        <w:t>9</w:t>
+      </w:r>
+      <w:r>
+        <w:rPr>
+          <w:rtl/>
+          <w:cs/>
+          <w:lang w:val="ar_AE" w:bidi="ar_AE"/>
+        </w:rPr>
+        <w:t xml:space="preserve"> اِنْهَبُوا فِضَّةً. اِنْهَبُوا ذَهَبًا، فَلَا نِهَايَةَ لِلتُّحَفِ لِلْكَثْرَةِ مِنْ كُلِّ مَتَاعٍ شَهِيٍّ.</w:t>
       </w:r>
     </w:p>
     <w:p>
@@ -462,8 +973,27 @@
       </w:pPr>
       <w:r>
         <w:rPr>
-          <w:lang w:val="ar_AE" w:bidi="ar_AE"/>
-        </w:rPr>
+          <w:rtl/>
+          <w:cs/>
+          <w:lang w:val="ar_AE" w:bidi="ar_AE"/>
+        </w:rPr>
+      </w:r>
+      <w:r>
+        <w:rPr>
+          <w:vertAlign w:val="superscript"/>
+          <w:rtl/>
+          <w:cs/>
+          <w:lang w:val="ar_AE" w:bidi="ar_AE"/>
+        </w:rPr>
+        <w:t>10</w:t>
+      </w:r>
+      <w:r>
+        <w:rPr>
+          <w:rtl/>
+          <w:cs/>
+          <w:lang w:val="ar_AE" w:bidi="ar_AE"/>
+        </w:rPr>
+        <w:t xml:space="preserve"> فَرَاغٌ وَخَلَاءٌ وَخَرَابٌ، وَقَلْبٌ ذَائِبٌ وَٱرْتِخَاءُ رُكَبٍ وَوَجَعٌ فِي كُلِّ حَقْوٍ. وَأَوْجُهُ جَمِيعِهِمْ تَجْمَعُ حُمْرَةً.</w:t>
       </w:r>
     </w:p>
     <w:p>
@@ -472,31 +1002,27 @@
       </w:pPr>
       <w:r>
         <w:rPr>
+          <w:rtl/>
+          <w:cs/>
           <w:lang w:val="ar_AE" w:bidi="ar_AE"/>
         </w:rPr>
       </w:r>
       <w:r>
         <w:rPr>
           <w:vertAlign w:val="superscript"/>
-          <w:lang w:val="ar_AE" w:bidi="ar_AE"/>
-        </w:rPr>
-        <w:t>6</w:t>
-      </w:r>
-      <w:r>
-        <w:rPr>
-          <w:lang w:val="ar_AE" w:bidi="ar_AE"/>
-        </w:rPr>
-        <w:t xml:space="preserve"> مَنْ يَقِفُ أَمَامَ سَخَطِهِ؟ وَمَنْ يَقُومُ فِي حُمُوِّ غَضَبِهِ؟ غَيْظُهُ يَنْسَكِبُ كَٱلنَّارِ، وَٱلصُّخُورُ تَنْهَدِمُ مِنْهُ.</w:t>
-      </w:r>
-      <w:r>
-        <w:rPr>
-          <w:lang w:val="ar_AE" w:bidi="ar_AE"/>
-        </w:rPr>
-      </w:r>
-      <w:r>
-        <w:rPr>
-          <w:lang w:val="ar_AE" w:bidi="ar_AE"/>
-        </w:rPr>
+          <w:rtl/>
+          <w:cs/>
+          <w:lang w:val="ar_AE" w:bidi="ar_AE"/>
+        </w:rPr>
+        <w:t>11</w:t>
+      </w:r>
+      <w:r>
+        <w:rPr>
+          <w:rtl/>
+          <w:cs/>
+          <w:lang w:val="ar_AE" w:bidi="ar_AE"/>
+        </w:rPr>
+        <w:t xml:space="preserve"> أَيْنَ مَأْوَى ٱلْأُسُودِ وَمَرْعَى أَشْبَالِ ٱلْأُسُودِ؟ حَيْثُ يَمْشِي ٱلْأَسَدُ وَٱللَّبُوَةُ وَشِبْلُ ٱلْأَسَدِ، وَلَيْسَ مَنْ يُخَوِّفُ.</w:t>
       </w:r>
     </w:p>
     <w:p>
@@ -505,8 +1031,27 @@
       </w:pPr>
       <w:r>
         <w:rPr>
-          <w:lang w:val="ar_AE" w:bidi="ar_AE"/>
-        </w:rPr>
+          <w:rtl/>
+          <w:cs/>
+          <w:lang w:val="ar_AE" w:bidi="ar_AE"/>
+        </w:rPr>
+      </w:r>
+      <w:r>
+        <w:rPr>
+          <w:vertAlign w:val="superscript"/>
+          <w:rtl/>
+          <w:cs/>
+          <w:lang w:val="ar_AE" w:bidi="ar_AE"/>
+        </w:rPr>
+        <w:t>12</w:t>
+      </w:r>
+      <w:r>
+        <w:rPr>
+          <w:rtl/>
+          <w:cs/>
+          <w:lang w:val="ar_AE" w:bidi="ar_AE"/>
+        </w:rPr>
+        <w:t xml:space="preserve"> ٱلْأَسَدُ ٱلْمُفْتَرِسُ لِحَاجةِ جِرَائِهِ، وَٱلْخَانِقُ لِأَجْلِ لَبُوَاتِهِ حَتَّى مَلَأَ مَغَارَاتِهِ فَرَائِسَ وَمَآوِيَهُ مُفْتَرَسَاتٍ.</w:t>
       </w:r>
     </w:p>
     <w:p>
@@ -515,39 +1060,46 @@
       </w:pPr>
       <w:r>
         <w:rPr>
+          <w:rtl/>
+          <w:cs/>
           <w:lang w:val="ar_AE" w:bidi="ar_AE"/>
         </w:rPr>
       </w:r>
       <w:r>
         <w:rPr>
           <w:vertAlign w:val="superscript"/>
-          <w:lang w:val="ar_AE" w:bidi="ar_AE"/>
-        </w:rPr>
-        <w:t>7</w:t>
-      </w:r>
-      <w:r>
-        <w:rPr>
-          <w:lang w:val="ar_AE" w:bidi="ar_AE"/>
-        </w:rPr>
-        <w:t xml:space="preserve"> صَالِحٌ هُوَ ٱلرَّبُّ. حِصْنٌ فِي يَوْمِ ٱلضَّيقِ، وَهُوَ يَعْرِفُ ٱلْمُتَوَكِّلِينَ عَلَيْهِ.</w:t>
-      </w:r>
-      <w:r>
-        <w:rPr>
-          <w:lang w:val="ar_AE" w:bidi="ar_AE"/>
-        </w:rPr>
-      </w:r>
-      <w:r>
-        <w:rPr>
-          <w:lang w:val="ar_AE" w:bidi="ar_AE"/>
-        </w:rPr>
+          <w:rtl/>
+          <w:cs/>
+          <w:lang w:val="ar_AE" w:bidi="ar_AE"/>
+        </w:rPr>
+        <w:t>13</w:t>
+      </w:r>
+      <w:r>
+        <w:rPr>
+          <w:rtl/>
+          <w:cs/>
+          <w:lang w:val="ar_AE" w:bidi="ar_AE"/>
+        </w:rPr>
+        <w:t xml:space="preserve"> «هَا أَنَا عَلَيْكِ، يَقُولُ رَبُّ ٱلْجُنُودِ. فَأُحْرِقُ مَرْكَبَاتِكِ دُخَانًا، وَأَشْبَالُكِ يَأْكُلُهَا ٱلسَّيْفُ، وَأَقْطَعُ مِنَ ٱلْأَرْضِ فَرَائِسَكِ، وَلَا يُسْمَعُ أَيْضًا صَوْتُ رُسُلُكِ».</w:t>
       </w:r>
     </w:p>
     <w:p>
       <w:pPr>
+        <w:pStyle w:val="Heading2"/>
         <w:bidi/>
       </w:pPr>
       <w:r>
         <w:rPr>
+          <w:rtl/>
+          <w:cs/>
+          <w:lang w:val="ar_AE" w:bidi="ar_AE"/>
+        </w:rPr>
+        <w:t>Nahum 3:1</w:t>
+      </w:r>
+      <w:r>
+        <w:rPr>
+          <w:rtl/>
+          <w:cs/>
           <w:lang w:val="ar_AE" w:bidi="ar_AE"/>
         </w:rPr>
       </w:r>
@@ -558,31 +1110,27 @@
       </w:pPr>
       <w:r>
         <w:rPr>
+          <w:rtl/>
+          <w:cs/>
           <w:lang w:val="ar_AE" w:bidi="ar_AE"/>
         </w:rPr>
       </w:r>
       <w:r>
         <w:rPr>
           <w:vertAlign w:val="superscript"/>
-          <w:lang w:val="ar_AE" w:bidi="ar_AE"/>
-        </w:rPr>
-        <w:t>8</w:t>
-      </w:r>
-      <w:r>
-        <w:rPr>
-          <w:lang w:val="ar_AE" w:bidi="ar_AE"/>
-        </w:rPr>
-        <w:t xml:space="preserve"> وَلَكِنْ بِطُوفَانٍ عَابِرٍ يَصْنَعُ هَلَاكًا تَامًّا لِمَوْضِعِهَا، وَأَعْدَاؤُهُ يَتْبَعُهُمْ ظَلَامٌ.</w:t>
-      </w:r>
-      <w:r>
-        <w:rPr>
-          <w:lang w:val="ar_AE" w:bidi="ar_AE"/>
-        </w:rPr>
-      </w:r>
-      <w:r>
-        <w:rPr>
-          <w:lang w:val="ar_AE" w:bidi="ar_AE"/>
-        </w:rPr>
+          <w:rtl/>
+          <w:cs/>
+          <w:lang w:val="ar_AE" w:bidi="ar_AE"/>
+        </w:rPr>
+        <w:t>1</w:t>
+      </w:r>
+      <w:r>
+        <w:rPr>
+          <w:rtl/>
+          <w:cs/>
+          <w:lang w:val="ar_AE" w:bidi="ar_AE"/>
+        </w:rPr>
+        <w:t xml:space="preserve"> وَيْلٌ لِمَدِينَةِ ٱلدِّمَاءِ. كُلُّهَا مَلْآنَةٌ كَذِبًا وَخَطْفًا. لَا يَزُولُ ٱلِٱفْتِرَاسُ.</w:t>
       </w:r>
     </w:p>
     <w:p>
@@ -591,8 +1139,27 @@
       </w:pPr>
       <w:r>
         <w:rPr>
-          <w:lang w:val="ar_AE" w:bidi="ar_AE"/>
-        </w:rPr>
+          <w:rtl/>
+          <w:cs/>
+          <w:lang w:val="ar_AE" w:bidi="ar_AE"/>
+        </w:rPr>
+      </w:r>
+      <w:r>
+        <w:rPr>
+          <w:vertAlign w:val="superscript"/>
+          <w:rtl/>
+          <w:cs/>
+          <w:lang w:val="ar_AE" w:bidi="ar_AE"/>
+        </w:rPr>
+        <w:t>2</w:t>
+      </w:r>
+      <w:r>
+        <w:rPr>
+          <w:rtl/>
+          <w:cs/>
+          <w:lang w:val="ar_AE" w:bidi="ar_AE"/>
+        </w:rPr>
+        <w:t xml:space="preserve"> صَوْتُ ٱلسَّوطِ وَصَوْتُ رَعْشَةِ ٱلْبَكَرِ، وَخَيْلٌ تَخُبُّ وَمَرْكَبَاتٌ تَقْفِزُ،</w:t>
       </w:r>
     </w:p>
     <w:p>
@@ -601,31 +1168,27 @@
       </w:pPr>
       <w:r>
         <w:rPr>
+          <w:rtl/>
+          <w:cs/>
           <w:lang w:val="ar_AE" w:bidi="ar_AE"/>
         </w:rPr>
       </w:r>
       <w:r>
         <w:rPr>
           <w:vertAlign w:val="superscript"/>
-          <w:lang w:val="ar_AE" w:bidi="ar_AE"/>
-        </w:rPr>
-        <w:t>9</w:t>
-      </w:r>
-      <w:r>
-        <w:rPr>
-          <w:lang w:val="ar_AE" w:bidi="ar_AE"/>
-        </w:rPr>
-        <w:t xml:space="preserve"> مَاذَا تَفْتَكِرُونَ عَلَى ٱلرَّبِّ؟ هُوَ صَانِعٌ هَلَاكًا تَامًّا. لَا يَقُومُ ٱلضِّيقُ مَرَّتَيْنِ.</w:t>
-      </w:r>
-      <w:r>
-        <w:rPr>
-          <w:lang w:val="ar_AE" w:bidi="ar_AE"/>
-        </w:rPr>
-      </w:r>
-      <w:r>
-        <w:rPr>
-          <w:lang w:val="ar_AE" w:bidi="ar_AE"/>
-        </w:rPr>
+          <w:rtl/>
+          <w:cs/>
+          <w:lang w:val="ar_AE" w:bidi="ar_AE"/>
+        </w:rPr>
+        <w:t>3</w:t>
+      </w:r>
+      <w:r>
+        <w:rPr>
+          <w:rtl/>
+          <w:cs/>
+          <w:lang w:val="ar_AE" w:bidi="ar_AE"/>
+        </w:rPr>
+        <w:t xml:space="preserve"> وَفُرْسَانٌ تَنْهَضُ، وَلَهِيبُ ٱلسَّيْفِ وَبَرِيقُ ٱلرُّمْحِ، وَكَثْرَةُ جَرْحَى، وَوَفْرَةُ قَتْلَى، وَلَا نِهَايَةَ لِلْجُثَثِ. يَعْثُرُونَ بِجُثَثِهِمْ.</w:t>
       </w:r>
     </w:p>
     <w:p>
@@ -634,8 +1197,27 @@
       </w:pPr>
       <w:r>
         <w:rPr>
-          <w:lang w:val="ar_AE" w:bidi="ar_AE"/>
-        </w:rPr>
+          <w:rtl/>
+          <w:cs/>
+          <w:lang w:val="ar_AE" w:bidi="ar_AE"/>
+        </w:rPr>
+      </w:r>
+      <w:r>
+        <w:rPr>
+          <w:vertAlign w:val="superscript"/>
+          <w:rtl/>
+          <w:cs/>
+          <w:lang w:val="ar_AE" w:bidi="ar_AE"/>
+        </w:rPr>
+        <w:t>4</w:t>
+      </w:r>
+      <w:r>
+        <w:rPr>
+          <w:rtl/>
+          <w:cs/>
+          <w:lang w:val="ar_AE" w:bidi="ar_AE"/>
+        </w:rPr>
+        <w:t xml:space="preserve"> مِنْ أَجْلِ زِنَى ٱلزَّانِيَةِ ٱلْحَسَنَةِ ٱلْجَمَالِ صَاحِبَةِ ٱلسِّحْرِ ٱلْبَائِعَةِ أُمَمًا بِزِنَاهَا، وَقَبَائِلَ بِسِحْرِهَا.</w:t>
       </w:r>
     </w:p>
     <w:p>
@@ -644,31 +1226,27 @@
       </w:pPr>
       <w:r>
         <w:rPr>
+          <w:rtl/>
+          <w:cs/>
           <w:lang w:val="ar_AE" w:bidi="ar_AE"/>
         </w:rPr>
       </w:r>
       <w:r>
         <w:rPr>
           <w:vertAlign w:val="superscript"/>
-          <w:lang w:val="ar_AE" w:bidi="ar_AE"/>
-        </w:rPr>
-        <w:t>10</w:t>
-      </w:r>
-      <w:r>
-        <w:rPr>
-          <w:lang w:val="ar_AE" w:bidi="ar_AE"/>
-        </w:rPr>
-        <w:t xml:space="preserve"> فَإِنَّهُمْ وَهُمْ مُشْتَبِكُونَ مِثْلَ ٱلشَّوْكِ، وَسَكْرَانُونَ كَمِنْ خَمْرِهِمْ، يُؤْكَلُونَ كَٱلْقَشِّ ٱلْيَابِسِ بِٱلْكَمَالِ.</w:t>
-      </w:r>
-      <w:r>
-        <w:rPr>
-          <w:lang w:val="ar_AE" w:bidi="ar_AE"/>
-        </w:rPr>
-      </w:r>
-      <w:r>
-        <w:rPr>
-          <w:lang w:val="ar_AE" w:bidi="ar_AE"/>
-        </w:rPr>
+          <w:rtl/>
+          <w:cs/>
+          <w:lang w:val="ar_AE" w:bidi="ar_AE"/>
+        </w:rPr>
+        <w:t>5</w:t>
+      </w:r>
+      <w:r>
+        <w:rPr>
+          <w:rtl/>
+          <w:cs/>
+          <w:lang w:val="ar_AE" w:bidi="ar_AE"/>
+        </w:rPr>
+        <w:t xml:space="preserve"> «هَأَنَذَا عَلَيْكِ، يَقُولُ رَبُّ ٱلْجُنُودِ، فَأَكْشِفُ أَذْيَالَكِ إِلَى فَوْقِ وَجْهِكِ، وَأُرِي ٱلْأُمَمَ عَوْرَتَكِ وَٱلْمَمَالِكَ خِزْيَكِ.</w:t>
       </w:r>
     </w:p>
     <w:p>
@@ -677,8 +1255,27 @@
       </w:pPr>
       <w:r>
         <w:rPr>
-          <w:lang w:val="ar_AE" w:bidi="ar_AE"/>
-        </w:rPr>
+          <w:rtl/>
+          <w:cs/>
+          <w:lang w:val="ar_AE" w:bidi="ar_AE"/>
+        </w:rPr>
+      </w:r>
+      <w:r>
+        <w:rPr>
+          <w:vertAlign w:val="superscript"/>
+          <w:rtl/>
+          <w:cs/>
+          <w:lang w:val="ar_AE" w:bidi="ar_AE"/>
+        </w:rPr>
+        <w:t>6</w:t>
+      </w:r>
+      <w:r>
+        <w:rPr>
+          <w:rtl/>
+          <w:cs/>
+          <w:lang w:val="ar_AE" w:bidi="ar_AE"/>
+        </w:rPr>
+        <w:t xml:space="preserve"> وَأَطْرَحُ عَلَيْكِ أَوْسَاخًا، وَأُهِينُكِ وَأَجْعَلُكِ عِبْرَةً.</w:t>
       </w:r>
     </w:p>
     <w:p>
@@ -687,31 +1284,27 @@
       </w:pPr>
       <w:r>
         <w:rPr>
+          <w:rtl/>
+          <w:cs/>
           <w:lang w:val="ar_AE" w:bidi="ar_AE"/>
         </w:rPr>
       </w:r>
       <w:r>
         <w:rPr>
           <w:vertAlign w:val="superscript"/>
-          <w:lang w:val="ar_AE" w:bidi="ar_AE"/>
-        </w:rPr>
-        <w:t>11</w:t>
-      </w:r>
-      <w:r>
-        <w:rPr>
-          <w:lang w:val="ar_AE" w:bidi="ar_AE"/>
-        </w:rPr>
-        <w:t xml:space="preserve"> مِنْكِ خَرَجَ ٱلْمُفْتَكِرُ عَلَى ٱلرَّبِّ شَرًّا، ٱلْمُشِيرُ بِٱلْهَلَاكِ.</w:t>
-      </w:r>
-      <w:r>
-        <w:rPr>
-          <w:lang w:val="ar_AE" w:bidi="ar_AE"/>
-        </w:rPr>
-      </w:r>
-      <w:r>
-        <w:rPr>
-          <w:lang w:val="ar_AE" w:bidi="ar_AE"/>
-        </w:rPr>
+          <w:rtl/>
+          <w:cs/>
+          <w:lang w:val="ar_AE" w:bidi="ar_AE"/>
+        </w:rPr>
+        <w:t>7</w:t>
+      </w:r>
+      <w:r>
+        <w:rPr>
+          <w:rtl/>
+          <w:cs/>
+          <w:lang w:val="ar_AE" w:bidi="ar_AE"/>
+        </w:rPr>
+        <w:t xml:space="preserve"> وَيَكُونُ كُلُّ مَنْ يَرَاكِ يَهْرُبُ مِنْكِ وَيَقُولُ: خَرِبَتْ نِينَوَى، مَنْ يَرْثِي لَهَا؟ مِنْ أَيْنَ أَطْلُبُ لَكِ مُعَزِّينَ؟».</w:t>
       </w:r>
     </w:p>
     <w:p>
@@ -720,8 +1313,27 @@
       </w:pPr>
       <w:r>
         <w:rPr>
-          <w:lang w:val="ar_AE" w:bidi="ar_AE"/>
-        </w:rPr>
+          <w:rtl/>
+          <w:cs/>
+          <w:lang w:val="ar_AE" w:bidi="ar_AE"/>
+        </w:rPr>
+      </w:r>
+      <w:r>
+        <w:rPr>
+          <w:vertAlign w:val="superscript"/>
+          <w:rtl/>
+          <w:cs/>
+          <w:lang w:val="ar_AE" w:bidi="ar_AE"/>
+        </w:rPr>
+        <w:t>8</w:t>
+      </w:r>
+      <w:r>
+        <w:rPr>
+          <w:rtl/>
+          <w:cs/>
+          <w:lang w:val="ar_AE" w:bidi="ar_AE"/>
+        </w:rPr>
+        <w:t xml:space="preserve"> هَلْ أَنْتِ أَفْضَلُ مِنْ نُوَ أَمُونَ ٱلْجَالِسَةِ بَيْنَ ٱلْأَنْهَارِ، حَوْلَهَا ٱلْمِيَاهُ ٱلَّتِي هِيَ حِصْنُ ٱلْبَحْرِ، وَمِنَ ٱلْبَحْرِ سُورُهَا؟</w:t>
       </w:r>
     </w:p>
     <w:p>
@@ -730,31 +1342,27 @@
       </w:pPr>
       <w:r>
         <w:rPr>
+          <w:rtl/>
+          <w:cs/>
           <w:lang w:val="ar_AE" w:bidi="ar_AE"/>
         </w:rPr>
       </w:r>
       <w:r>
         <w:rPr>
           <w:vertAlign w:val="superscript"/>
-          <w:lang w:val="ar_AE" w:bidi="ar_AE"/>
-        </w:rPr>
-        <w:t>12</w:t>
-      </w:r>
-      <w:r>
-        <w:rPr>
-          <w:lang w:val="ar_AE" w:bidi="ar_AE"/>
-        </w:rPr>
-        <w:t xml:space="preserve"> هَكَذَا قَالَ ٱلرَّبُّ: «إِنْ كَانُوا سَالِمِينَ وَكَثِيرِينَ هَكَذَا، فَهَكَذَا يُجَزُّونَ فَيَعْبُرُ. أَذْلَلْتُكِ. لَا أُذِلُّكِ ثَانِيَةً.</w:t>
-      </w:r>
-      <w:r>
-        <w:rPr>
-          <w:lang w:val="ar_AE" w:bidi="ar_AE"/>
-        </w:rPr>
-      </w:r>
-      <w:r>
-        <w:rPr>
-          <w:lang w:val="ar_AE" w:bidi="ar_AE"/>
-        </w:rPr>
+          <w:rtl/>
+          <w:cs/>
+          <w:lang w:val="ar_AE" w:bidi="ar_AE"/>
+        </w:rPr>
+        <w:t>9</w:t>
+      </w:r>
+      <w:r>
+        <w:rPr>
+          <w:rtl/>
+          <w:cs/>
+          <w:lang w:val="ar_AE" w:bidi="ar_AE"/>
+        </w:rPr>
+        <w:t xml:space="preserve"> كُوشٌ قُوَّتُهَا مَعَ مِصْرَ وَلَيْسَتْ نِهَايَةٌ. فُوطٌ وَلُوبِيمُ كَانُوا مَعُونَتَكِ.</w:t>
       </w:r>
     </w:p>
     <w:p>
@@ -763,8 +1371,27 @@
       </w:pPr>
       <w:r>
         <w:rPr>
-          <w:lang w:val="ar_AE" w:bidi="ar_AE"/>
-        </w:rPr>
+          <w:rtl/>
+          <w:cs/>
+          <w:lang w:val="ar_AE" w:bidi="ar_AE"/>
+        </w:rPr>
+      </w:r>
+      <w:r>
+        <w:rPr>
+          <w:vertAlign w:val="superscript"/>
+          <w:rtl/>
+          <w:cs/>
+          <w:lang w:val="ar_AE" w:bidi="ar_AE"/>
+        </w:rPr>
+        <w:t>10</w:t>
+      </w:r>
+      <w:r>
+        <w:rPr>
+          <w:rtl/>
+          <w:cs/>
+          <w:lang w:val="ar_AE" w:bidi="ar_AE"/>
+        </w:rPr>
+        <w:t xml:space="preserve"> هِيَ أَيْضًا قَدْ مَضَتْ إِلَى ٱلْمَنْفَى بِٱلسَّبْيِ، وَأَطْفَالُهَا حُطِّمَتْ فِي رَأْسِ جَمِيعِ ٱلْأَزِقَّةِ، وَعَلَى أَشْرَافِهَا أَلْقَوْا قُرْعَةً، وَجَمِيعُ عُظَمَائِهَا تَقَيَّدُوا بِٱلْقُيُودِ.</w:t>
       </w:r>
     </w:p>
     <w:p>
@@ -773,31 +1400,27 @@
       </w:pPr>
       <w:r>
         <w:rPr>
+          <w:rtl/>
+          <w:cs/>
           <w:lang w:val="ar_AE" w:bidi="ar_AE"/>
         </w:rPr>
       </w:r>
       <w:r>
         <w:rPr>
           <w:vertAlign w:val="superscript"/>
-          <w:lang w:val="ar_AE" w:bidi="ar_AE"/>
-        </w:rPr>
-        <w:t>13</w:t>
-      </w:r>
-      <w:r>
-        <w:rPr>
-          <w:lang w:val="ar_AE" w:bidi="ar_AE"/>
-        </w:rPr>
-        <w:t xml:space="preserve"> وَٱلْآنَ أَكْسِرُ نِيرَهُ عَنْكِ وَأَقْطَعُ رُبُطَكِ».</w:t>
-      </w:r>
-      <w:r>
-        <w:rPr>
-          <w:lang w:val="ar_AE" w:bidi="ar_AE"/>
-        </w:rPr>
-      </w:r>
-      <w:r>
-        <w:rPr>
-          <w:lang w:val="ar_AE" w:bidi="ar_AE"/>
-        </w:rPr>
+          <w:rtl/>
+          <w:cs/>
+          <w:lang w:val="ar_AE" w:bidi="ar_AE"/>
+        </w:rPr>
+        <w:t>11</w:t>
+      </w:r>
+      <w:r>
+        <w:rPr>
+          <w:rtl/>
+          <w:cs/>
+          <w:lang w:val="ar_AE" w:bidi="ar_AE"/>
+        </w:rPr>
+        <w:t xml:space="preserve"> أَنْتِ أَيْضًا تَسْكَرِينَ. تَكُونِينَ خَافِيَةً. أَنْتِ أَيْضًا تَطْلُبِينَ حِصْنًا بِسَبَبِ ٱلْعَدُوِّ.</w:t>
       </w:r>
     </w:p>
     <w:p>
@@ -806,8 +1429,27 @@
       </w:pPr>
       <w:r>
         <w:rPr>
-          <w:lang w:val="ar_AE" w:bidi="ar_AE"/>
-        </w:rPr>
+          <w:rtl/>
+          <w:cs/>
+          <w:lang w:val="ar_AE" w:bidi="ar_AE"/>
+        </w:rPr>
+      </w:r>
+      <w:r>
+        <w:rPr>
+          <w:vertAlign w:val="superscript"/>
+          <w:rtl/>
+          <w:cs/>
+          <w:lang w:val="ar_AE" w:bidi="ar_AE"/>
+        </w:rPr>
+        <w:t>12</w:t>
+      </w:r>
+      <w:r>
+        <w:rPr>
+          <w:rtl/>
+          <w:cs/>
+          <w:lang w:val="ar_AE" w:bidi="ar_AE"/>
+        </w:rPr>
+        <w:t xml:space="preserve"> جَمِيعُ قِلَاعِكِ أَشْجَارُ تِينٍ بِٱلْبَوَاكِيرِ، إِذَا ٱنْهَزَّتْ تَسْقُطُ فِي فَمِ ٱلْآكِلِ.</w:t>
       </w:r>
     </w:p>
     <w:p>
@@ -816,31 +1458,27 @@
       </w:pPr>
       <w:r>
         <w:rPr>
+          <w:rtl/>
+          <w:cs/>
           <w:lang w:val="ar_AE" w:bidi="ar_AE"/>
         </w:rPr>
       </w:r>
       <w:r>
         <w:rPr>
           <w:vertAlign w:val="superscript"/>
-          <w:lang w:val="ar_AE" w:bidi="ar_AE"/>
-        </w:rPr>
-        <w:t>14</w:t>
-      </w:r>
-      <w:r>
-        <w:rPr>
-          <w:lang w:val="ar_AE" w:bidi="ar_AE"/>
-        </w:rPr>
-        <w:t xml:space="preserve"> وَلَكِنْ قَدْ أَوْصَى عَنْكَ ٱلرَّبُّ: «لَا يُزْرَعُ مِنِ ٱسْمِكَ فِي مَا بَعْدُ. إِنِّي أَقْطَعُ مِنْ بَيْتِ إِلَهِكَ ٱلتَّمَاثِيلَ ٱلْمَنْحُوتَةَ وَٱلْمَسْبُوكَةَ. أَجْعَلُهُ قَبْرَكَ، لِأَنَّكَ صِرْتَ حَقِيرًا».</w:t>
-      </w:r>
-      <w:r>
-        <w:rPr>
-          <w:lang w:val="ar_AE" w:bidi="ar_AE"/>
-        </w:rPr>
-      </w:r>
-      <w:r>
-        <w:rPr>
-          <w:lang w:val="ar_AE" w:bidi="ar_AE"/>
-        </w:rPr>
+          <w:rtl/>
+          <w:cs/>
+          <w:lang w:val="ar_AE" w:bidi="ar_AE"/>
+        </w:rPr>
+        <w:t>13</w:t>
+      </w:r>
+      <w:r>
+        <w:rPr>
+          <w:rtl/>
+          <w:cs/>
+          <w:lang w:val="ar_AE" w:bidi="ar_AE"/>
+        </w:rPr>
+        <w:t xml:space="preserve"> هُوَذَا شَعْبُكِ نِسَاءٌ فِي وَسَطِكِ! تَنْفَتِحُ لِأَعْدَائِكِ أَبْوَابُ أَرْضِكِ. تَأْكُلُ ٱلنَّارُ مَغَالِيقَكِ.</w:t>
       </w:r>
     </w:p>
     <w:p>
@@ -849,8 +1487,27 @@
       </w:pPr>
       <w:r>
         <w:rPr>
-          <w:lang w:val="ar_AE" w:bidi="ar_AE"/>
-        </w:rPr>
+          <w:rtl/>
+          <w:cs/>
+          <w:lang w:val="ar_AE" w:bidi="ar_AE"/>
+        </w:rPr>
+      </w:r>
+      <w:r>
+        <w:rPr>
+          <w:vertAlign w:val="superscript"/>
+          <w:rtl/>
+          <w:cs/>
+          <w:lang w:val="ar_AE" w:bidi="ar_AE"/>
+        </w:rPr>
+        <w:t>14</w:t>
+      </w:r>
+      <w:r>
+        <w:rPr>
+          <w:rtl/>
+          <w:cs/>
+          <w:lang w:val="ar_AE" w:bidi="ar_AE"/>
+        </w:rPr>
+        <w:t xml:space="preserve"> اِسْتَقِي لِنَفْسِكِ مَاءً لِلْحِصَارِ. أَصْلِحِي قِلَاعَكِ. ٱدْخُلِي فِي ٱلطِّينِ وَدُوسِي فِي ٱلْمِلَاطِ. أَصْلِحِي ٱلْمِلْبَنَ.</w:t>
       </w:r>
     </w:p>
     <w:p>
@@ -859,31 +1516,27 @@
       </w:pPr>
       <w:r>
         <w:rPr>
+          <w:rtl/>
+          <w:cs/>
           <w:lang w:val="ar_AE" w:bidi="ar_AE"/>
         </w:rPr>
       </w:r>
       <w:r>
         <w:rPr>
           <w:vertAlign w:val="superscript"/>
+          <w:rtl/>
+          <w:cs/>
           <w:lang w:val="ar_AE" w:bidi="ar_AE"/>
         </w:rPr>
         <w:t>15</w:t>
       </w:r>
       <w:r>
         <w:rPr>
-          <w:lang w:val="ar_AE" w:bidi="ar_AE"/>
-        </w:rPr>
-        <w:t xml:space="preserve"> هُوَذَا عَلَى ٱلْجِبَالِ قَدَمَا مُبَشِّرٍ مُنَادٍ بِٱلسَّلَامِ! عَيِّدِي يَا يَهُوذَا أَعْيَادَكِ. أَوْفِي نُذُورَكِ، فَإِنَّهُ لَا يَعُودُ يَعْبُرُ فِيكِ أَيْضًا ٱلْمُهْلِكُ. قَدِ ٱنْقَرَضَ كُلُّهُ.</w:t>
-      </w:r>
-      <w:r>
-        <w:rPr>
-          <w:lang w:val="ar_AE" w:bidi="ar_AE"/>
-        </w:rPr>
-      </w:r>
-      <w:r>
-        <w:rPr>
-          <w:lang w:val="ar_AE" w:bidi="ar_AE"/>
-        </w:rPr>
+          <w:rtl/>
+          <w:cs/>
+          <w:lang w:val="ar_AE" w:bidi="ar_AE"/>
+        </w:rPr>
+        <w:t xml:space="preserve"> هُنَاكَ تَأْكُلُكِ نَارٌ، يَقْطَعُكِ سَيْفٌ، يَأْكُلُكِ كَٱلْغَوْغَاءِ، تَكَاثَرِي كَٱلْغَوْغَاءِ. تَعَاظَمِي كَٱلْجَرَادِ!</w:t>
       </w:r>
     </w:p>
     <w:p>
@@ -892,25 +1545,56 @@
       </w:pPr>
       <w:r>
         <w:rPr>
-          <w:lang w:val="ar_AE" w:bidi="ar_AE"/>
-        </w:rPr>
+          <w:rtl/>
+          <w:cs/>
+          <w:lang w:val="ar_AE" w:bidi="ar_AE"/>
+        </w:rPr>
+      </w:r>
+      <w:r>
+        <w:rPr>
+          <w:vertAlign w:val="superscript"/>
+          <w:rtl/>
+          <w:cs/>
+          <w:lang w:val="ar_AE" w:bidi="ar_AE"/>
+        </w:rPr>
+        <w:t>16</w:t>
+      </w:r>
+      <w:r>
+        <w:rPr>
+          <w:rtl/>
+          <w:cs/>
+          <w:lang w:val="ar_AE" w:bidi="ar_AE"/>
+        </w:rPr>
+        <w:t xml:space="preserve"> أَكْثَرْتِ تُجَّارَكِ أَكْثَرَ مِنْ نُجُومِ ٱلسَّمَاءِ. ٱلْغَوْغَاءُ جَنَّحَتْ وَطَارَتْ.</w:t>
       </w:r>
     </w:p>
     <w:p>
       <w:pPr>
-        <w:pStyle w:val="Heading2"/>
         <w:bidi/>
       </w:pPr>
       <w:r>
         <w:rPr>
-          <w:lang w:val="ar_AE" w:bidi="ar_AE"/>
-        </w:rPr>
-        <w:t>Nahum 2:1</w:t>
-      </w:r>
-      <w:r>
-        <w:rPr>
-          <w:lang w:val="ar_AE" w:bidi="ar_AE"/>
-        </w:rPr>
+          <w:rtl/>
+          <w:cs/>
+          <w:lang w:val="ar_AE" w:bidi="ar_AE"/>
+        </w:rPr>
+      </w:r>
+      <w:r>
+        <w:rPr>
+          <w:vertAlign w:val="superscript"/>
+          <w:rtl/>
+          <w:cs/>
+          <w:lang w:val="ar_AE" w:bidi="ar_AE"/>
+        </w:rPr>
+        <w:t>17</w:t>
+      </w:r>
+      <w:r>
+        <w:rPr>
+          <w:rtl/>
+          <w:cs/>
+          <w:lang w:val="ar_AE" w:bidi="ar_AE"/>
+        </w:rPr>
+        <w:t xml:space="preserve"> رُؤَسَاؤُكِ كَٱلْجَرَادِ، وَوُلَاتُكِ كَحَرْجَلَةِ ٱلْجَرَادِ ٱلْحَالَّةِ عَلَى ٱلْجُدْرَانِ فِي يَوْمِ ٱلْبَرْدِ. تُشْرِقُ ٱلشَّمْسُ فَتَطِيرُ وَلَا يُعْرَفُ مَكَانُهَا أَيْنَ هُوَ.</w:t>
       </w:r>
     </w:p>
     <w:p>
@@ -919,31 +1603,27 @@
       </w:pPr>
       <w:r>
         <w:rPr>
+          <w:rtl/>
+          <w:cs/>
           <w:lang w:val="ar_AE" w:bidi="ar_AE"/>
         </w:rPr>
       </w:r>
       <w:r>
         <w:rPr>
           <w:vertAlign w:val="superscript"/>
-          <w:lang w:val="ar_AE" w:bidi="ar_AE"/>
-        </w:rPr>
-        <w:t>1</w:t>
-      </w:r>
-      <w:r>
-        <w:rPr>
-          <w:lang w:val="ar_AE" w:bidi="ar_AE"/>
-        </w:rPr>
-        <w:t xml:space="preserve"> قَدِ ٱرْتَفَعَتِ ٱلْمِقْمَعَةُ عَلَى وَجْهِكِ. ٱحْرُسِ ٱلْحِصْنَ. رَاقِبِ ٱلطَّرِيقَ. شَدِّدِ ٱلْحَقْوَيْنِ. مَكِّنِ ٱلْقُوَّةَ جِدًّا.</w:t>
-      </w:r>
-      <w:r>
-        <w:rPr>
-          <w:lang w:val="ar_AE" w:bidi="ar_AE"/>
-        </w:rPr>
-      </w:r>
-      <w:r>
-        <w:rPr>
-          <w:lang w:val="ar_AE" w:bidi="ar_AE"/>
-        </w:rPr>
+          <w:rtl/>
+          <w:cs/>
+          <w:lang w:val="ar_AE" w:bidi="ar_AE"/>
+        </w:rPr>
+        <w:t>18</w:t>
+      </w:r>
+      <w:r>
+        <w:rPr>
+          <w:rtl/>
+          <w:cs/>
+          <w:lang w:val="ar_AE" w:bidi="ar_AE"/>
+        </w:rPr>
+        <w:t xml:space="preserve"> نَعِسَتْ رُعَاتُكَ يَا مَلِكَ أَشُّورَ. ٱضْطَجَعَتْ عُظَمَاؤُكَ. تَشَتَّتَ شَعْبُكَ عَلَى ٱلْجِبَالِ وَلَا مَنْ يَجْمَعُ.</w:t>
       </w:r>
     </w:p>
     <w:p>
@@ -952,1348 +1632,27 @@
       </w:pPr>
       <w:r>
         <w:rPr>
-          <w:lang w:val="ar_AE" w:bidi="ar_AE"/>
-        </w:rPr>
-      </w:r>
-    </w:p>
-    <w:p>
-      <w:pPr>
-        <w:bidi/>
-      </w:pPr>
-      <w:r>
-        <w:rPr>
+          <w:rtl/>
+          <w:cs/>
           <w:lang w:val="ar_AE" w:bidi="ar_AE"/>
         </w:rPr>
       </w:r>
       <w:r>
         <w:rPr>
           <w:vertAlign w:val="superscript"/>
-          <w:lang w:val="ar_AE" w:bidi="ar_AE"/>
-        </w:rPr>
-        <w:t>2</w:t>
-      </w:r>
-      <w:r>
-        <w:rPr>
-          <w:lang w:val="ar_AE" w:bidi="ar_AE"/>
-        </w:rPr>
-        <w:t xml:space="preserve"> فَإِنَّ ٱلرَّبَّ يَرُدُّ عَظَمَةَ يَعْقُوبَ كَعَظَمَةِ إِسْرَائِيلَ، لِأَنَّ ٱلسَّالِبِينَ قَدْ سَلَبُوهُمْ وَأَتْلَفُوا قُضْبَانَ كُرُومِهِمْ.</w:t>
-      </w:r>
-      <w:r>
-        <w:rPr>
-          <w:lang w:val="ar_AE" w:bidi="ar_AE"/>
-        </w:rPr>
-      </w:r>
-      <w:r>
-        <w:rPr>
-          <w:lang w:val="ar_AE" w:bidi="ar_AE"/>
-        </w:rPr>
-      </w:r>
-    </w:p>
-    <w:p>
-      <w:pPr>
-        <w:bidi/>
-      </w:pPr>
-      <w:r>
-        <w:rPr>
-          <w:lang w:val="ar_AE" w:bidi="ar_AE"/>
-        </w:rPr>
-      </w:r>
-    </w:p>
-    <w:p>
-      <w:pPr>
-        <w:bidi/>
-      </w:pPr>
-      <w:r>
-        <w:rPr>
-          <w:lang w:val="ar_AE" w:bidi="ar_AE"/>
-        </w:rPr>
-      </w:r>
-      <w:r>
-        <w:rPr>
-          <w:vertAlign w:val="superscript"/>
-          <w:lang w:val="ar_AE" w:bidi="ar_AE"/>
-        </w:rPr>
-        <w:t>3</w:t>
-      </w:r>
-      <w:r>
-        <w:rPr>
-          <w:lang w:val="ar_AE" w:bidi="ar_AE"/>
-        </w:rPr>
-        <w:t xml:space="preserve"> تُرْسُ أَبْطَالِهِ مُحَمَّرٌ. رِجَالُ ٱلْجَيْشِ قِرْمِزِيُّونَ. ٱلْمَرْكَبَاتُ بِنَارِ ٱلْفُولَاذِ فِي يَوْمِ إِعْدَادِهِ. وَٱلسَّرْوُ يَهْتَزُّ.</w:t>
-      </w:r>
-      <w:r>
-        <w:rPr>
-          <w:lang w:val="ar_AE" w:bidi="ar_AE"/>
-        </w:rPr>
-      </w:r>
-      <w:r>
-        <w:rPr>
-          <w:lang w:val="ar_AE" w:bidi="ar_AE"/>
-        </w:rPr>
-      </w:r>
-    </w:p>
-    <w:p>
-      <w:pPr>
-        <w:bidi/>
-      </w:pPr>
-      <w:r>
-        <w:rPr>
-          <w:lang w:val="ar_AE" w:bidi="ar_AE"/>
-        </w:rPr>
-      </w:r>
-    </w:p>
-    <w:p>
-      <w:pPr>
-        <w:bidi/>
-      </w:pPr>
-      <w:r>
-        <w:rPr>
-          <w:lang w:val="ar_AE" w:bidi="ar_AE"/>
-        </w:rPr>
-      </w:r>
-      <w:r>
-        <w:rPr>
-          <w:vertAlign w:val="superscript"/>
-          <w:lang w:val="ar_AE" w:bidi="ar_AE"/>
-        </w:rPr>
-        <w:t>4</w:t>
-      </w:r>
-      <w:r>
-        <w:rPr>
-          <w:lang w:val="ar_AE" w:bidi="ar_AE"/>
-        </w:rPr>
-        <w:t xml:space="preserve"> تَهِيجُ ٱلْمَرْكَبَاتُ فِي ٱلْأَزِقَّةِ. تَتَرَاكَضُ فِي ٱلسَّاحَاتِ. مَنْظَرُهَا كَمَصَابِيحَ. تَجْرِي كَٱلْبُرُوقِ.</w:t>
-      </w:r>
-      <w:r>
-        <w:rPr>
-          <w:lang w:val="ar_AE" w:bidi="ar_AE"/>
-        </w:rPr>
-      </w:r>
-      <w:r>
-        <w:rPr>
-          <w:lang w:val="ar_AE" w:bidi="ar_AE"/>
-        </w:rPr>
-      </w:r>
-    </w:p>
-    <w:p>
-      <w:pPr>
-        <w:bidi/>
-      </w:pPr>
-      <w:r>
-        <w:rPr>
-          <w:lang w:val="ar_AE" w:bidi="ar_AE"/>
-        </w:rPr>
-      </w:r>
-    </w:p>
-    <w:p>
-      <w:pPr>
-        <w:bidi/>
-      </w:pPr>
-      <w:r>
-        <w:rPr>
-          <w:lang w:val="ar_AE" w:bidi="ar_AE"/>
-        </w:rPr>
-      </w:r>
-      <w:r>
-        <w:rPr>
-          <w:vertAlign w:val="superscript"/>
-          <w:lang w:val="ar_AE" w:bidi="ar_AE"/>
-        </w:rPr>
-        <w:t>5</w:t>
-      </w:r>
-      <w:r>
-        <w:rPr>
-          <w:lang w:val="ar_AE" w:bidi="ar_AE"/>
-        </w:rPr>
-        <w:t xml:space="preserve"> يَذْكُرُ عُظَمَاءَهُ. يَتَعَثَّرُونَ فِي مَشْيِهِمْ. يُسْرِعُونَ إِلَى سُورِهَا، وَقَدْ أُقِيمَتِ ٱلْمِتْرَسَةُ.</w:t>
-      </w:r>
-      <w:r>
-        <w:rPr>
-          <w:lang w:val="ar_AE" w:bidi="ar_AE"/>
-        </w:rPr>
-      </w:r>
-      <w:r>
-        <w:rPr>
-          <w:lang w:val="ar_AE" w:bidi="ar_AE"/>
-        </w:rPr>
-      </w:r>
-    </w:p>
-    <w:p>
-      <w:pPr>
-        <w:bidi/>
-      </w:pPr>
-      <w:r>
-        <w:rPr>
-          <w:lang w:val="ar_AE" w:bidi="ar_AE"/>
-        </w:rPr>
-      </w:r>
-    </w:p>
-    <w:p>
-      <w:pPr>
-        <w:bidi/>
-      </w:pPr>
-      <w:r>
-        <w:rPr>
-          <w:lang w:val="ar_AE" w:bidi="ar_AE"/>
-        </w:rPr>
-      </w:r>
-      <w:r>
-        <w:rPr>
-          <w:vertAlign w:val="superscript"/>
-          <w:lang w:val="ar_AE" w:bidi="ar_AE"/>
-        </w:rPr>
-        <w:t>6</w:t>
-      </w:r>
-      <w:r>
-        <w:rPr>
-          <w:lang w:val="ar_AE" w:bidi="ar_AE"/>
-        </w:rPr>
-        <w:t xml:space="preserve"> أَبْوَابُ ٱلْأَنْهَارِ ٱنْفَتَحَتْ، وَٱلْقَصْرُ قَدْ ذَابَ.</w:t>
-      </w:r>
-      <w:r>
-        <w:rPr>
-          <w:lang w:val="ar_AE" w:bidi="ar_AE"/>
-        </w:rPr>
-      </w:r>
-      <w:r>
-        <w:rPr>
-          <w:lang w:val="ar_AE" w:bidi="ar_AE"/>
-        </w:rPr>
-      </w:r>
-    </w:p>
-    <w:p>
-      <w:pPr>
-        <w:bidi/>
-      </w:pPr>
-      <w:r>
-        <w:rPr>
-          <w:lang w:val="ar_AE" w:bidi="ar_AE"/>
-        </w:rPr>
-      </w:r>
-    </w:p>
-    <w:p>
-      <w:pPr>
-        <w:bidi/>
-      </w:pPr>
-      <w:r>
-        <w:rPr>
-          <w:lang w:val="ar_AE" w:bidi="ar_AE"/>
-        </w:rPr>
-      </w:r>
-      <w:r>
-        <w:rPr>
-          <w:vertAlign w:val="superscript"/>
-          <w:lang w:val="ar_AE" w:bidi="ar_AE"/>
-        </w:rPr>
-        <w:t>7</w:t>
-      </w:r>
-      <w:r>
-        <w:rPr>
-          <w:lang w:val="ar_AE" w:bidi="ar_AE"/>
-        </w:rPr>
-        <w:t xml:space="preserve"> وَهُصَّبُ قَدِ ٱنْكَشَفَتْ. أُطْلِعَتْ. وَجَوَارِيهَا تَئِنُّ كَصَوْتِ ٱلْحَمَامِ ضَارِبَاتٍ عَلَى صُدُورِهِنَّ.</w:t>
-      </w:r>
-      <w:r>
-        <w:rPr>
-          <w:lang w:val="ar_AE" w:bidi="ar_AE"/>
-        </w:rPr>
-      </w:r>
-      <w:r>
-        <w:rPr>
-          <w:lang w:val="ar_AE" w:bidi="ar_AE"/>
-        </w:rPr>
-      </w:r>
-    </w:p>
-    <w:p>
-      <w:pPr>
-        <w:bidi/>
-      </w:pPr>
-      <w:r>
-        <w:rPr>
-          <w:lang w:val="ar_AE" w:bidi="ar_AE"/>
-        </w:rPr>
-      </w:r>
-    </w:p>
-    <w:p>
-      <w:pPr>
-        <w:bidi/>
-      </w:pPr>
-      <w:r>
-        <w:rPr>
-          <w:lang w:val="ar_AE" w:bidi="ar_AE"/>
-        </w:rPr>
-      </w:r>
-      <w:r>
-        <w:rPr>
-          <w:vertAlign w:val="superscript"/>
-          <w:lang w:val="ar_AE" w:bidi="ar_AE"/>
-        </w:rPr>
-        <w:t>8</w:t>
-      </w:r>
-      <w:r>
-        <w:rPr>
-          <w:lang w:val="ar_AE" w:bidi="ar_AE"/>
-        </w:rPr>
-        <w:t xml:space="preserve"> وَنِينَوَى كَبِرْكَةِ مَاءٍ مُنْذُ كَانَتْ، وَلَكِنَّهُمُ ٱلْآنَ هَارِبُونَ. «قِفُوا، قِفُوا!» وَلَا مُلْتَفِتٌ.</w:t>
-      </w:r>
-      <w:r>
-        <w:rPr>
-          <w:lang w:val="ar_AE" w:bidi="ar_AE"/>
-        </w:rPr>
-      </w:r>
-      <w:r>
-        <w:rPr>
-          <w:lang w:val="ar_AE" w:bidi="ar_AE"/>
-        </w:rPr>
-      </w:r>
-    </w:p>
-    <w:p>
-      <w:pPr>
-        <w:bidi/>
-      </w:pPr>
-      <w:r>
-        <w:rPr>
-          <w:lang w:val="ar_AE" w:bidi="ar_AE"/>
-        </w:rPr>
-      </w:r>
-    </w:p>
-    <w:p>
-      <w:pPr>
-        <w:bidi/>
-      </w:pPr>
-      <w:r>
-        <w:rPr>
-          <w:lang w:val="ar_AE" w:bidi="ar_AE"/>
-        </w:rPr>
-      </w:r>
-      <w:r>
-        <w:rPr>
-          <w:vertAlign w:val="superscript"/>
-          <w:lang w:val="ar_AE" w:bidi="ar_AE"/>
-        </w:rPr>
-        <w:t>9</w:t>
-      </w:r>
-      <w:r>
-        <w:rPr>
-          <w:lang w:val="ar_AE" w:bidi="ar_AE"/>
-        </w:rPr>
-        <w:t xml:space="preserve"> اِنْهَبُوا فِضَّةً. اِنْهَبُوا ذَهَبًا، فَلَا نِهَايَةَ لِلتُّحَفِ لِلْكَثْرَةِ مِنْ كُلِّ مَتَاعٍ شَهِيٍّ.</w:t>
-      </w:r>
-      <w:r>
-        <w:rPr>
-          <w:lang w:val="ar_AE" w:bidi="ar_AE"/>
-        </w:rPr>
-      </w:r>
-      <w:r>
-        <w:rPr>
-          <w:lang w:val="ar_AE" w:bidi="ar_AE"/>
-        </w:rPr>
-      </w:r>
-    </w:p>
-    <w:p>
-      <w:pPr>
-        <w:bidi/>
-      </w:pPr>
-      <w:r>
-        <w:rPr>
-          <w:lang w:val="ar_AE" w:bidi="ar_AE"/>
-        </w:rPr>
-      </w:r>
-    </w:p>
-    <w:p>
-      <w:pPr>
-        <w:bidi/>
-      </w:pPr>
-      <w:r>
-        <w:rPr>
-          <w:lang w:val="ar_AE" w:bidi="ar_AE"/>
-        </w:rPr>
-      </w:r>
-      <w:r>
-        <w:rPr>
-          <w:vertAlign w:val="superscript"/>
-          <w:lang w:val="ar_AE" w:bidi="ar_AE"/>
-        </w:rPr>
-        <w:t>10</w:t>
-      </w:r>
-      <w:r>
-        <w:rPr>
-          <w:lang w:val="ar_AE" w:bidi="ar_AE"/>
-        </w:rPr>
-        <w:t xml:space="preserve"> فَرَاغٌ وَخَلَاءٌ وَخَرَابٌ، وَقَلْبٌ ذَائِبٌ وَٱرْتِخَاءُ رُكَبٍ وَوَجَعٌ فِي كُلِّ حَقْوٍ. وَأَوْجُهُ جَمِيعِهِمْ تَجْمَعُ حُمْرَةً.</w:t>
-      </w:r>
-      <w:r>
-        <w:rPr>
-          <w:lang w:val="ar_AE" w:bidi="ar_AE"/>
-        </w:rPr>
-      </w:r>
-      <w:r>
-        <w:rPr>
-          <w:lang w:val="ar_AE" w:bidi="ar_AE"/>
-        </w:rPr>
-      </w:r>
-    </w:p>
-    <w:p>
-      <w:pPr>
-        <w:bidi/>
-      </w:pPr>
-      <w:r>
-        <w:rPr>
-          <w:lang w:val="ar_AE" w:bidi="ar_AE"/>
-        </w:rPr>
-      </w:r>
-    </w:p>
-    <w:p>
-      <w:pPr>
-        <w:bidi/>
-      </w:pPr>
-      <w:r>
-        <w:rPr>
-          <w:lang w:val="ar_AE" w:bidi="ar_AE"/>
-        </w:rPr>
-      </w:r>
-      <w:r>
-        <w:rPr>
-          <w:vertAlign w:val="superscript"/>
-          <w:lang w:val="ar_AE" w:bidi="ar_AE"/>
-        </w:rPr>
-        <w:t>11</w:t>
-      </w:r>
-      <w:r>
-        <w:rPr>
-          <w:lang w:val="ar_AE" w:bidi="ar_AE"/>
-        </w:rPr>
-        <w:t xml:space="preserve"> أَيْنَ مَأْوَى ٱلْأُسُودِ وَمَرْعَى أَشْبَالِ ٱلْأُسُودِ؟ حَيْثُ يَمْشِي ٱلْأَسَدُ وَٱللَّبُوَةُ وَشِبْلُ ٱلْأَسَدِ، وَلَيْسَ مَنْ يُخَوِّفُ.</w:t>
-      </w:r>
-      <w:r>
-        <w:rPr>
-          <w:lang w:val="ar_AE" w:bidi="ar_AE"/>
-        </w:rPr>
-      </w:r>
-      <w:r>
-        <w:rPr>
-          <w:lang w:val="ar_AE" w:bidi="ar_AE"/>
-        </w:rPr>
-      </w:r>
-    </w:p>
-    <w:p>
-      <w:pPr>
-        <w:bidi/>
-      </w:pPr>
-      <w:r>
-        <w:rPr>
-          <w:lang w:val="ar_AE" w:bidi="ar_AE"/>
-        </w:rPr>
-      </w:r>
-    </w:p>
-    <w:p>
-      <w:pPr>
-        <w:bidi/>
-      </w:pPr>
-      <w:r>
-        <w:rPr>
-          <w:lang w:val="ar_AE" w:bidi="ar_AE"/>
-        </w:rPr>
-      </w:r>
-      <w:r>
-        <w:rPr>
-          <w:vertAlign w:val="superscript"/>
-          <w:lang w:val="ar_AE" w:bidi="ar_AE"/>
-        </w:rPr>
-        <w:t>12</w:t>
-      </w:r>
-      <w:r>
-        <w:rPr>
-          <w:lang w:val="ar_AE" w:bidi="ar_AE"/>
-        </w:rPr>
-        <w:t xml:space="preserve"> ٱلْأَسَدُ ٱلْمُفْتَرِسُ لِحَاجةِ جِرَائِهِ، وَٱلْخَانِقُ لِأَجْلِ لَبُوَاتِهِ حَتَّى مَلَأَ مَغَارَاتِهِ فَرَائِسَ وَمَآوِيَهُ مُفْتَرَسَاتٍ.</w:t>
-      </w:r>
-      <w:r>
-        <w:rPr>
-          <w:lang w:val="ar_AE" w:bidi="ar_AE"/>
-        </w:rPr>
-      </w:r>
-      <w:r>
-        <w:rPr>
-          <w:lang w:val="ar_AE" w:bidi="ar_AE"/>
-        </w:rPr>
-      </w:r>
-    </w:p>
-    <w:p>
-      <w:pPr>
-        <w:bidi/>
-      </w:pPr>
-      <w:r>
-        <w:rPr>
-          <w:lang w:val="ar_AE" w:bidi="ar_AE"/>
-        </w:rPr>
-      </w:r>
-    </w:p>
-    <w:p>
-      <w:pPr>
-        <w:bidi/>
-      </w:pPr>
-      <w:r>
-        <w:rPr>
-          <w:lang w:val="ar_AE" w:bidi="ar_AE"/>
-        </w:rPr>
-      </w:r>
-      <w:r>
-        <w:rPr>
-          <w:vertAlign w:val="superscript"/>
-          <w:lang w:val="ar_AE" w:bidi="ar_AE"/>
-        </w:rPr>
-        <w:t>13</w:t>
-      </w:r>
-      <w:r>
-        <w:rPr>
-          <w:lang w:val="ar_AE" w:bidi="ar_AE"/>
-        </w:rPr>
-        <w:t xml:space="preserve"> «هَا أَنَا عَلَيْكِ، يَقُولُ رَبُّ ٱلْجُنُودِ. فَأُحْرِقُ مَرْكَبَاتِكِ دُخَانًا، وَأَشْبَالُكِ يَأْكُلُهَا ٱلسَّيْفُ، وَأَقْطَعُ مِنَ ٱلْأَرْضِ فَرَائِسَكِ، وَلَا يُسْمَعُ أَيْضًا صَوْتُ رُسُلُكِ».</w:t>
-      </w:r>
-      <w:r>
-        <w:rPr>
-          <w:lang w:val="ar_AE" w:bidi="ar_AE"/>
-        </w:rPr>
-      </w:r>
-      <w:r>
-        <w:rPr>
-          <w:lang w:val="ar_AE" w:bidi="ar_AE"/>
-        </w:rPr>
-      </w:r>
-    </w:p>
-    <w:p>
-      <w:pPr>
-        <w:bidi/>
-      </w:pPr>
-      <w:r>
-        <w:rPr>
-          <w:lang w:val="ar_AE" w:bidi="ar_AE"/>
-        </w:rPr>
-      </w:r>
-    </w:p>
-    <w:p>
-      <w:pPr>
-        <w:pStyle w:val="Heading2"/>
-        <w:bidi/>
-      </w:pPr>
-      <w:r>
-        <w:rPr>
-          <w:lang w:val="ar_AE" w:bidi="ar_AE"/>
-        </w:rPr>
-        <w:t>Nahum 3:1</w:t>
-      </w:r>
-      <w:r>
-        <w:rPr>
-          <w:lang w:val="ar_AE" w:bidi="ar_AE"/>
-        </w:rPr>
-      </w:r>
-    </w:p>
-    <w:p>
-      <w:pPr>
-        <w:bidi/>
-      </w:pPr>
-      <w:r>
-        <w:rPr>
-          <w:lang w:val="ar_AE" w:bidi="ar_AE"/>
-        </w:rPr>
-      </w:r>
-      <w:r>
-        <w:rPr>
-          <w:vertAlign w:val="superscript"/>
-          <w:lang w:val="ar_AE" w:bidi="ar_AE"/>
-        </w:rPr>
-        <w:t>1</w:t>
-      </w:r>
-      <w:r>
-        <w:rPr>
-          <w:lang w:val="ar_AE" w:bidi="ar_AE"/>
-        </w:rPr>
-        <w:t xml:space="preserve"> وَيْلٌ لِمَدِينَةِ ٱلدِّمَاءِ. كُلُّهَا مَلْآنَةٌ كَذِبًا وَخَطْفًا. لَا يَزُولُ ٱلِٱفْتِرَاسُ.</w:t>
-      </w:r>
-      <w:r>
-        <w:rPr>
-          <w:lang w:val="ar_AE" w:bidi="ar_AE"/>
-        </w:rPr>
-      </w:r>
-      <w:r>
-        <w:rPr>
-          <w:lang w:val="ar_AE" w:bidi="ar_AE"/>
-        </w:rPr>
-      </w:r>
-    </w:p>
-    <w:p>
-      <w:pPr>
-        <w:bidi/>
-      </w:pPr>
-      <w:r>
-        <w:rPr>
-          <w:lang w:val="ar_AE" w:bidi="ar_AE"/>
-        </w:rPr>
-      </w:r>
-    </w:p>
-    <w:p>
-      <w:pPr>
-        <w:bidi/>
-      </w:pPr>
-      <w:r>
-        <w:rPr>
-          <w:lang w:val="ar_AE" w:bidi="ar_AE"/>
-        </w:rPr>
-      </w:r>
-      <w:r>
-        <w:rPr>
-          <w:vertAlign w:val="superscript"/>
-          <w:lang w:val="ar_AE" w:bidi="ar_AE"/>
-        </w:rPr>
-        <w:t>2</w:t>
-      </w:r>
-      <w:r>
-        <w:rPr>
-          <w:lang w:val="ar_AE" w:bidi="ar_AE"/>
-        </w:rPr>
-        <w:t xml:space="preserve"> صَوْتُ ٱلسَّوطِ وَصَوْتُ رَعْشَةِ ٱلْبَكَرِ، وَخَيْلٌ تَخُبُّ وَمَرْكَبَاتٌ تَقْفِزُ،</w:t>
-      </w:r>
-      <w:r>
-        <w:rPr>
-          <w:lang w:val="ar_AE" w:bidi="ar_AE"/>
-        </w:rPr>
-      </w:r>
-      <w:r>
-        <w:rPr>
-          <w:lang w:val="ar_AE" w:bidi="ar_AE"/>
-        </w:rPr>
-      </w:r>
-    </w:p>
-    <w:p>
-      <w:pPr>
-        <w:bidi/>
-      </w:pPr>
-      <w:r>
-        <w:rPr>
-          <w:lang w:val="ar_AE" w:bidi="ar_AE"/>
-        </w:rPr>
-      </w:r>
-    </w:p>
-    <w:p>
-      <w:pPr>
-        <w:bidi/>
-      </w:pPr>
-      <w:r>
-        <w:rPr>
-          <w:lang w:val="ar_AE" w:bidi="ar_AE"/>
-        </w:rPr>
-      </w:r>
-      <w:r>
-        <w:rPr>
-          <w:vertAlign w:val="superscript"/>
-          <w:lang w:val="ar_AE" w:bidi="ar_AE"/>
-        </w:rPr>
-        <w:t>3</w:t>
-      </w:r>
-      <w:r>
-        <w:rPr>
-          <w:lang w:val="ar_AE" w:bidi="ar_AE"/>
-        </w:rPr>
-        <w:t xml:space="preserve"> وَفُرْسَانٌ تَنْهَضُ، وَلَهِيبُ ٱلسَّيْفِ وَبَرِيقُ ٱلرُّمْحِ، وَكَثْرَةُ جَرْحَى، وَوَفْرَةُ قَتْلَى، وَلَا نِهَايَةَ لِلْجُثَثِ. يَعْثُرُونَ بِجُثَثِهِمْ.</w:t>
-      </w:r>
-      <w:r>
-        <w:rPr>
-          <w:lang w:val="ar_AE" w:bidi="ar_AE"/>
-        </w:rPr>
-      </w:r>
-      <w:r>
-        <w:rPr>
-          <w:lang w:val="ar_AE" w:bidi="ar_AE"/>
-        </w:rPr>
-      </w:r>
-    </w:p>
-    <w:p>
-      <w:pPr>
-        <w:bidi/>
-      </w:pPr>
-      <w:r>
-        <w:rPr>
-          <w:lang w:val="ar_AE" w:bidi="ar_AE"/>
-        </w:rPr>
-      </w:r>
-    </w:p>
-    <w:p>
-      <w:pPr>
-        <w:bidi/>
-      </w:pPr>
-      <w:r>
-        <w:rPr>
-          <w:lang w:val="ar_AE" w:bidi="ar_AE"/>
-        </w:rPr>
-      </w:r>
-      <w:r>
-        <w:rPr>
-          <w:vertAlign w:val="superscript"/>
-          <w:lang w:val="ar_AE" w:bidi="ar_AE"/>
-        </w:rPr>
-        <w:t>4</w:t>
-      </w:r>
-      <w:r>
-        <w:rPr>
-          <w:lang w:val="ar_AE" w:bidi="ar_AE"/>
-        </w:rPr>
-        <w:t xml:space="preserve"> مِنْ أَجْلِ زِنَى ٱلزَّانِيَةِ ٱلْحَسَنَةِ ٱلْجَمَالِ صَاحِبَةِ ٱلسِّحْرِ ٱلْبَائِعَةِ أُمَمًا بِزِنَاهَا، وَقَبَائِلَ بِسِحْرِهَا.</w:t>
-      </w:r>
-      <w:r>
-        <w:rPr>
-          <w:lang w:val="ar_AE" w:bidi="ar_AE"/>
-        </w:rPr>
-      </w:r>
-      <w:r>
-        <w:rPr>
-          <w:lang w:val="ar_AE" w:bidi="ar_AE"/>
-        </w:rPr>
-      </w:r>
-    </w:p>
-    <w:p>
-      <w:pPr>
-        <w:bidi/>
-      </w:pPr>
-      <w:r>
-        <w:rPr>
-          <w:lang w:val="ar_AE" w:bidi="ar_AE"/>
-        </w:rPr>
-      </w:r>
-    </w:p>
-    <w:p>
-      <w:pPr>
-        <w:bidi/>
-      </w:pPr>
-      <w:r>
-        <w:rPr>
-          <w:lang w:val="ar_AE" w:bidi="ar_AE"/>
-        </w:rPr>
-      </w:r>
-      <w:r>
-        <w:rPr>
-          <w:vertAlign w:val="superscript"/>
-          <w:lang w:val="ar_AE" w:bidi="ar_AE"/>
-        </w:rPr>
-        <w:t>5</w:t>
-      </w:r>
-      <w:r>
-        <w:rPr>
-          <w:lang w:val="ar_AE" w:bidi="ar_AE"/>
-        </w:rPr>
-        <w:t xml:space="preserve"> «هَأَنَذَا عَلَيْكِ، يَقُولُ رَبُّ ٱلْجُنُودِ، فَأَكْشِفُ أَذْيَالَكِ إِلَى فَوْقِ وَجْهِكِ، وَأُرِي ٱلْأُمَمَ عَوْرَتَكِ وَٱلْمَمَالِكَ خِزْيَكِ.</w:t>
-      </w:r>
-      <w:r>
-        <w:rPr>
-          <w:lang w:val="ar_AE" w:bidi="ar_AE"/>
-        </w:rPr>
-      </w:r>
-      <w:r>
-        <w:rPr>
-          <w:lang w:val="ar_AE" w:bidi="ar_AE"/>
-        </w:rPr>
-      </w:r>
-    </w:p>
-    <w:p>
-      <w:pPr>
-        <w:bidi/>
-      </w:pPr>
-      <w:r>
-        <w:rPr>
-          <w:lang w:val="ar_AE" w:bidi="ar_AE"/>
-        </w:rPr>
-      </w:r>
-    </w:p>
-    <w:p>
-      <w:pPr>
-        <w:bidi/>
-      </w:pPr>
-      <w:r>
-        <w:rPr>
-          <w:lang w:val="ar_AE" w:bidi="ar_AE"/>
-        </w:rPr>
-      </w:r>
-      <w:r>
-        <w:rPr>
-          <w:vertAlign w:val="superscript"/>
-          <w:lang w:val="ar_AE" w:bidi="ar_AE"/>
-        </w:rPr>
-        <w:t>6</w:t>
-      </w:r>
-      <w:r>
-        <w:rPr>
-          <w:lang w:val="ar_AE" w:bidi="ar_AE"/>
-        </w:rPr>
-        <w:t xml:space="preserve"> وَأَطْرَحُ عَلَيْكِ أَوْسَاخًا، وَأُهِينُكِ وَأَجْعَلُكِ عِبْرَةً.</w:t>
-      </w:r>
-      <w:r>
-        <w:rPr>
-          <w:lang w:val="ar_AE" w:bidi="ar_AE"/>
-        </w:rPr>
-      </w:r>
-      <w:r>
-        <w:rPr>
-          <w:lang w:val="ar_AE" w:bidi="ar_AE"/>
-        </w:rPr>
-      </w:r>
-    </w:p>
-    <w:p>
-      <w:pPr>
-        <w:bidi/>
-      </w:pPr>
-      <w:r>
-        <w:rPr>
-          <w:lang w:val="ar_AE" w:bidi="ar_AE"/>
-        </w:rPr>
-      </w:r>
-    </w:p>
-    <w:p>
-      <w:pPr>
-        <w:bidi/>
-      </w:pPr>
-      <w:r>
-        <w:rPr>
-          <w:lang w:val="ar_AE" w:bidi="ar_AE"/>
-        </w:rPr>
-      </w:r>
-      <w:r>
-        <w:rPr>
-          <w:vertAlign w:val="superscript"/>
-          <w:lang w:val="ar_AE" w:bidi="ar_AE"/>
-        </w:rPr>
-        <w:t>7</w:t>
-      </w:r>
-      <w:r>
-        <w:rPr>
-          <w:lang w:val="ar_AE" w:bidi="ar_AE"/>
-        </w:rPr>
-        <w:t xml:space="preserve"> وَيَكُونُ كُلُّ مَنْ يَرَاكِ يَهْرُبُ مِنْكِ وَيَقُولُ: خَرِبَتْ نِينَوَى، مَنْ يَرْثِي لَهَا؟ مِنْ أَيْنَ أَطْلُبُ لَكِ مُعَزِّينَ؟».</w:t>
-      </w:r>
-      <w:r>
-        <w:rPr>
-          <w:lang w:val="ar_AE" w:bidi="ar_AE"/>
-        </w:rPr>
-      </w:r>
-      <w:r>
-        <w:rPr>
-          <w:lang w:val="ar_AE" w:bidi="ar_AE"/>
-        </w:rPr>
-      </w:r>
-    </w:p>
-    <w:p>
-      <w:pPr>
-        <w:bidi/>
-      </w:pPr>
-      <w:r>
-        <w:rPr>
-          <w:lang w:val="ar_AE" w:bidi="ar_AE"/>
-        </w:rPr>
-      </w:r>
-    </w:p>
-    <w:p>
-      <w:pPr>
-        <w:bidi/>
-      </w:pPr>
-      <w:r>
-        <w:rPr>
-          <w:lang w:val="ar_AE" w:bidi="ar_AE"/>
-        </w:rPr>
-      </w:r>
-      <w:r>
-        <w:rPr>
-          <w:vertAlign w:val="superscript"/>
-          <w:lang w:val="ar_AE" w:bidi="ar_AE"/>
-        </w:rPr>
-        <w:t>8</w:t>
-      </w:r>
-      <w:r>
-        <w:rPr>
-          <w:lang w:val="ar_AE" w:bidi="ar_AE"/>
-        </w:rPr>
-        <w:t xml:space="preserve"> هَلْ أَنْتِ أَفْضَلُ مِنْ نُوَ أَمُونَ ٱلْجَالِسَةِ بَيْنَ ٱلْأَنْهَارِ، حَوْلَهَا ٱلْمِيَاهُ ٱلَّتِي هِيَ حِصْنُ ٱلْبَحْرِ، وَمِنَ ٱلْبَحْرِ سُورُهَا؟</w:t>
-      </w:r>
-      <w:r>
-        <w:rPr>
-          <w:lang w:val="ar_AE" w:bidi="ar_AE"/>
-        </w:rPr>
-      </w:r>
-      <w:r>
-        <w:rPr>
-          <w:lang w:val="ar_AE" w:bidi="ar_AE"/>
-        </w:rPr>
-      </w:r>
-    </w:p>
-    <w:p>
-      <w:pPr>
-        <w:bidi/>
-      </w:pPr>
-      <w:r>
-        <w:rPr>
-          <w:lang w:val="ar_AE" w:bidi="ar_AE"/>
-        </w:rPr>
-      </w:r>
-    </w:p>
-    <w:p>
-      <w:pPr>
-        <w:bidi/>
-      </w:pPr>
-      <w:r>
-        <w:rPr>
-          <w:lang w:val="ar_AE" w:bidi="ar_AE"/>
-        </w:rPr>
-      </w:r>
-      <w:r>
-        <w:rPr>
-          <w:vertAlign w:val="superscript"/>
-          <w:lang w:val="ar_AE" w:bidi="ar_AE"/>
-        </w:rPr>
-        <w:t>9</w:t>
-      </w:r>
-      <w:r>
-        <w:rPr>
-          <w:lang w:val="ar_AE" w:bidi="ar_AE"/>
-        </w:rPr>
-        <w:t xml:space="preserve"> كُوشٌ قُوَّتُهَا مَعَ مِصْرَ وَلَيْسَتْ نِهَايَةٌ. فُوطٌ وَلُوبِيمُ كَانُوا مَعُونَتَكِ.</w:t>
-      </w:r>
-      <w:r>
-        <w:rPr>
-          <w:lang w:val="ar_AE" w:bidi="ar_AE"/>
-        </w:rPr>
-      </w:r>
-      <w:r>
-        <w:rPr>
-          <w:lang w:val="ar_AE" w:bidi="ar_AE"/>
-        </w:rPr>
-      </w:r>
-    </w:p>
-    <w:p>
-      <w:pPr>
-        <w:bidi/>
-      </w:pPr>
-      <w:r>
-        <w:rPr>
-          <w:lang w:val="ar_AE" w:bidi="ar_AE"/>
-        </w:rPr>
-      </w:r>
-    </w:p>
-    <w:p>
-      <w:pPr>
-        <w:bidi/>
-      </w:pPr>
-      <w:r>
-        <w:rPr>
-          <w:lang w:val="ar_AE" w:bidi="ar_AE"/>
-        </w:rPr>
-      </w:r>
-      <w:r>
-        <w:rPr>
-          <w:vertAlign w:val="superscript"/>
-          <w:lang w:val="ar_AE" w:bidi="ar_AE"/>
-        </w:rPr>
-        <w:t>10</w:t>
-      </w:r>
-      <w:r>
-        <w:rPr>
-          <w:lang w:val="ar_AE" w:bidi="ar_AE"/>
-        </w:rPr>
-        <w:t xml:space="preserve"> هِيَ أَيْضًا قَدْ مَضَتْ إِلَى ٱلْمَنْفَى بِٱلسَّبْيِ، وَأَطْفَالُهَا حُطِّمَتْ فِي رَأْسِ جَمِيعِ ٱلْأَزِقَّةِ، وَعَلَى أَشْرَافِهَا أَلْقَوْا قُرْعَةً، وَجَمِيعُ عُظَمَائِهَا تَقَيَّدُوا بِٱلْقُيُودِ.</w:t>
-      </w:r>
-      <w:r>
-        <w:rPr>
-          <w:lang w:val="ar_AE" w:bidi="ar_AE"/>
-        </w:rPr>
-      </w:r>
-      <w:r>
-        <w:rPr>
-          <w:lang w:val="ar_AE" w:bidi="ar_AE"/>
-        </w:rPr>
-      </w:r>
-    </w:p>
-    <w:p>
-      <w:pPr>
-        <w:bidi/>
-      </w:pPr>
-      <w:r>
-        <w:rPr>
-          <w:lang w:val="ar_AE" w:bidi="ar_AE"/>
-        </w:rPr>
-      </w:r>
-    </w:p>
-    <w:p>
-      <w:pPr>
-        <w:bidi/>
-      </w:pPr>
-      <w:r>
-        <w:rPr>
-          <w:lang w:val="ar_AE" w:bidi="ar_AE"/>
-        </w:rPr>
-      </w:r>
-      <w:r>
-        <w:rPr>
-          <w:vertAlign w:val="superscript"/>
-          <w:lang w:val="ar_AE" w:bidi="ar_AE"/>
-        </w:rPr>
-        <w:t>11</w:t>
-      </w:r>
-      <w:r>
-        <w:rPr>
-          <w:lang w:val="ar_AE" w:bidi="ar_AE"/>
-        </w:rPr>
-        <w:t xml:space="preserve"> أَنْتِ أَيْضًا تَسْكَرِينَ. تَكُونِينَ خَافِيَةً. أَنْتِ أَيْضًا تَطْلُبِينَ حِصْنًا بِسَبَبِ ٱلْعَدُوِّ.</w:t>
-      </w:r>
-      <w:r>
-        <w:rPr>
-          <w:lang w:val="ar_AE" w:bidi="ar_AE"/>
-        </w:rPr>
-      </w:r>
-      <w:r>
-        <w:rPr>
-          <w:lang w:val="ar_AE" w:bidi="ar_AE"/>
-        </w:rPr>
-      </w:r>
-    </w:p>
-    <w:p>
-      <w:pPr>
-        <w:bidi/>
-      </w:pPr>
-      <w:r>
-        <w:rPr>
-          <w:lang w:val="ar_AE" w:bidi="ar_AE"/>
-        </w:rPr>
-      </w:r>
-    </w:p>
-    <w:p>
-      <w:pPr>
-        <w:bidi/>
-      </w:pPr>
-      <w:r>
-        <w:rPr>
-          <w:lang w:val="ar_AE" w:bidi="ar_AE"/>
-        </w:rPr>
-      </w:r>
-      <w:r>
-        <w:rPr>
-          <w:vertAlign w:val="superscript"/>
-          <w:lang w:val="ar_AE" w:bidi="ar_AE"/>
-        </w:rPr>
-        <w:t>12</w:t>
-      </w:r>
-      <w:r>
-        <w:rPr>
-          <w:lang w:val="ar_AE" w:bidi="ar_AE"/>
-        </w:rPr>
-        <w:t xml:space="preserve"> جَمِيعُ قِلَاعِكِ أَشْجَارُ تِينٍ بِٱلْبَوَاكِيرِ، إِذَا ٱنْهَزَّتْ تَسْقُطُ فِي فَمِ ٱلْآكِلِ.</w:t>
-      </w:r>
-      <w:r>
-        <w:rPr>
-          <w:lang w:val="ar_AE" w:bidi="ar_AE"/>
-        </w:rPr>
-      </w:r>
-      <w:r>
-        <w:rPr>
-          <w:lang w:val="ar_AE" w:bidi="ar_AE"/>
-        </w:rPr>
-      </w:r>
-    </w:p>
-    <w:p>
-      <w:pPr>
-        <w:bidi/>
-      </w:pPr>
-      <w:r>
-        <w:rPr>
-          <w:lang w:val="ar_AE" w:bidi="ar_AE"/>
-        </w:rPr>
-      </w:r>
-    </w:p>
-    <w:p>
-      <w:pPr>
-        <w:bidi/>
-      </w:pPr>
-      <w:r>
-        <w:rPr>
-          <w:lang w:val="ar_AE" w:bidi="ar_AE"/>
-        </w:rPr>
-      </w:r>
-      <w:r>
-        <w:rPr>
-          <w:vertAlign w:val="superscript"/>
-          <w:lang w:val="ar_AE" w:bidi="ar_AE"/>
-        </w:rPr>
-        <w:t>13</w:t>
-      </w:r>
-      <w:r>
-        <w:rPr>
-          <w:lang w:val="ar_AE" w:bidi="ar_AE"/>
-        </w:rPr>
-        <w:t xml:space="preserve"> هُوَذَا شَعْبُكِ نِسَاءٌ فِي وَسَطِكِ! تَنْفَتِحُ لِأَعْدَائِكِ أَبْوَابُ أَرْضِكِ. تَأْكُلُ ٱلنَّارُ مَغَالِيقَكِ.</w:t>
-      </w:r>
-      <w:r>
-        <w:rPr>
-          <w:lang w:val="ar_AE" w:bidi="ar_AE"/>
-        </w:rPr>
-      </w:r>
-      <w:r>
-        <w:rPr>
-          <w:lang w:val="ar_AE" w:bidi="ar_AE"/>
-        </w:rPr>
-      </w:r>
-    </w:p>
-    <w:p>
-      <w:pPr>
-        <w:bidi/>
-      </w:pPr>
-      <w:r>
-        <w:rPr>
-          <w:lang w:val="ar_AE" w:bidi="ar_AE"/>
-        </w:rPr>
-      </w:r>
-    </w:p>
-    <w:p>
-      <w:pPr>
-        <w:bidi/>
-      </w:pPr>
-      <w:r>
-        <w:rPr>
-          <w:lang w:val="ar_AE" w:bidi="ar_AE"/>
-        </w:rPr>
-      </w:r>
-      <w:r>
-        <w:rPr>
-          <w:vertAlign w:val="superscript"/>
-          <w:lang w:val="ar_AE" w:bidi="ar_AE"/>
-        </w:rPr>
-        <w:t>14</w:t>
-      </w:r>
-      <w:r>
-        <w:rPr>
-          <w:lang w:val="ar_AE" w:bidi="ar_AE"/>
-        </w:rPr>
-        <w:t xml:space="preserve"> اِسْتَقِي لِنَفْسِكِ مَاءً لِلْحِصَارِ. أَصْلِحِي قِلَاعَكِ. ٱدْخُلِي فِي ٱلطِّينِ وَدُوسِي فِي ٱلْمِلَاطِ. أَصْلِحِي ٱلْمِلْبَنَ.</w:t>
-      </w:r>
-      <w:r>
-        <w:rPr>
-          <w:lang w:val="ar_AE" w:bidi="ar_AE"/>
-        </w:rPr>
-      </w:r>
-      <w:r>
-        <w:rPr>
-          <w:lang w:val="ar_AE" w:bidi="ar_AE"/>
-        </w:rPr>
-      </w:r>
-    </w:p>
-    <w:p>
-      <w:pPr>
-        <w:bidi/>
-      </w:pPr>
-      <w:r>
-        <w:rPr>
-          <w:lang w:val="ar_AE" w:bidi="ar_AE"/>
-        </w:rPr>
-      </w:r>
-    </w:p>
-    <w:p>
-      <w:pPr>
-        <w:bidi/>
-      </w:pPr>
-      <w:r>
-        <w:rPr>
-          <w:lang w:val="ar_AE" w:bidi="ar_AE"/>
-        </w:rPr>
-      </w:r>
-      <w:r>
-        <w:rPr>
-          <w:vertAlign w:val="superscript"/>
-          <w:lang w:val="ar_AE" w:bidi="ar_AE"/>
-        </w:rPr>
-        <w:t>15</w:t>
-      </w:r>
-      <w:r>
-        <w:rPr>
-          <w:lang w:val="ar_AE" w:bidi="ar_AE"/>
-        </w:rPr>
-        <w:t xml:space="preserve"> هُنَاكَ تَأْكُلُكِ نَارٌ، يَقْطَعُكِ سَيْفٌ، يَأْكُلُكِ كَٱلْغَوْغَاءِ، تَكَاثَرِي كَٱلْغَوْغَاءِ. تَعَاظَمِي كَٱلْجَرَادِ!</w:t>
-      </w:r>
-      <w:r>
-        <w:rPr>
-          <w:lang w:val="ar_AE" w:bidi="ar_AE"/>
-        </w:rPr>
-      </w:r>
-      <w:r>
-        <w:rPr>
-          <w:lang w:val="ar_AE" w:bidi="ar_AE"/>
-        </w:rPr>
-      </w:r>
-    </w:p>
-    <w:p>
-      <w:pPr>
-        <w:bidi/>
-      </w:pPr>
-      <w:r>
-        <w:rPr>
-          <w:lang w:val="ar_AE" w:bidi="ar_AE"/>
-        </w:rPr>
-      </w:r>
-    </w:p>
-    <w:p>
-      <w:pPr>
-        <w:bidi/>
-      </w:pPr>
-      <w:r>
-        <w:rPr>
-          <w:lang w:val="ar_AE" w:bidi="ar_AE"/>
-        </w:rPr>
-      </w:r>
-      <w:r>
-        <w:rPr>
-          <w:vertAlign w:val="superscript"/>
-          <w:lang w:val="ar_AE" w:bidi="ar_AE"/>
-        </w:rPr>
-        <w:t>16</w:t>
-      </w:r>
-      <w:r>
-        <w:rPr>
-          <w:lang w:val="ar_AE" w:bidi="ar_AE"/>
-        </w:rPr>
-        <w:t xml:space="preserve"> أَكْثَرْتِ تُجَّارَكِ أَكْثَرَ مِنْ نُجُومِ ٱلسَّمَاءِ. ٱلْغَوْغَاءُ جَنَّحَتْ وَطَارَتْ.</w:t>
-      </w:r>
-      <w:r>
-        <w:rPr>
-          <w:lang w:val="ar_AE" w:bidi="ar_AE"/>
-        </w:rPr>
-      </w:r>
-      <w:r>
-        <w:rPr>
-          <w:lang w:val="ar_AE" w:bidi="ar_AE"/>
-        </w:rPr>
-      </w:r>
-    </w:p>
-    <w:p>
-      <w:pPr>
-        <w:bidi/>
-      </w:pPr>
-      <w:r>
-        <w:rPr>
-          <w:lang w:val="ar_AE" w:bidi="ar_AE"/>
-        </w:rPr>
-      </w:r>
-    </w:p>
-    <w:p>
-      <w:pPr>
-        <w:bidi/>
-      </w:pPr>
-      <w:r>
-        <w:rPr>
-          <w:lang w:val="ar_AE" w:bidi="ar_AE"/>
-        </w:rPr>
-      </w:r>
-      <w:r>
-        <w:rPr>
-          <w:vertAlign w:val="superscript"/>
-          <w:lang w:val="ar_AE" w:bidi="ar_AE"/>
-        </w:rPr>
-        <w:t>17</w:t>
-      </w:r>
-      <w:r>
-        <w:rPr>
-          <w:lang w:val="ar_AE" w:bidi="ar_AE"/>
-        </w:rPr>
-        <w:t xml:space="preserve"> رُؤَسَاؤُكِ كَٱلْجَرَادِ، وَوُلَاتُكِ كَحَرْجَلَةِ ٱلْجَرَادِ ٱلْحَالَّةِ عَلَى ٱلْجُدْرَانِ فِي يَوْمِ ٱلْبَرْدِ. تُشْرِقُ ٱلشَّمْسُ فَتَطِيرُ وَلَا يُعْرَفُ مَكَانُهَا أَيْنَ هُوَ.</w:t>
-      </w:r>
-      <w:r>
-        <w:rPr>
-          <w:lang w:val="ar_AE" w:bidi="ar_AE"/>
-        </w:rPr>
-      </w:r>
-      <w:r>
-        <w:rPr>
-          <w:lang w:val="ar_AE" w:bidi="ar_AE"/>
-        </w:rPr>
-      </w:r>
-    </w:p>
-    <w:p>
-      <w:pPr>
-        <w:bidi/>
-      </w:pPr>
-      <w:r>
-        <w:rPr>
-          <w:lang w:val="ar_AE" w:bidi="ar_AE"/>
-        </w:rPr>
-      </w:r>
-    </w:p>
-    <w:p>
-      <w:pPr>
-        <w:bidi/>
-      </w:pPr>
-      <w:r>
-        <w:rPr>
-          <w:lang w:val="ar_AE" w:bidi="ar_AE"/>
-        </w:rPr>
-      </w:r>
-      <w:r>
-        <w:rPr>
-          <w:vertAlign w:val="superscript"/>
-          <w:lang w:val="ar_AE" w:bidi="ar_AE"/>
-        </w:rPr>
-        <w:t>18</w:t>
-      </w:r>
-      <w:r>
-        <w:rPr>
-          <w:lang w:val="ar_AE" w:bidi="ar_AE"/>
-        </w:rPr>
-        <w:t xml:space="preserve"> نَعِسَتْ رُعَاتُكَ يَا مَلِكَ أَشُّورَ. ٱضْطَجَعَتْ عُظَمَاؤُكَ. تَشَتَّتَ شَعْبُكَ عَلَى ٱلْجِبَالِ وَلَا مَنْ يَجْمَعُ.</w:t>
-      </w:r>
-      <w:r>
-        <w:rPr>
-          <w:lang w:val="ar_AE" w:bidi="ar_AE"/>
-        </w:rPr>
-      </w:r>
-      <w:r>
-        <w:rPr>
-          <w:lang w:val="ar_AE" w:bidi="ar_AE"/>
-        </w:rPr>
-      </w:r>
-    </w:p>
-    <w:p>
-      <w:pPr>
-        <w:bidi/>
-      </w:pPr>
-      <w:r>
-        <w:rPr>
-          <w:lang w:val="ar_AE" w:bidi="ar_AE"/>
-        </w:rPr>
-      </w:r>
-    </w:p>
-    <w:p>
-      <w:pPr>
-        <w:bidi/>
-      </w:pPr>
-      <w:r>
-        <w:rPr>
-          <w:lang w:val="ar_AE" w:bidi="ar_AE"/>
-        </w:rPr>
-      </w:r>
-      <w:r>
-        <w:rPr>
-          <w:vertAlign w:val="superscript"/>
+          <w:rtl/>
+          <w:cs/>
           <w:lang w:val="ar_AE" w:bidi="ar_AE"/>
         </w:rPr>
         <w:t>19</w:t>
       </w:r>
       <w:r>
         <w:rPr>
+          <w:rtl/>
+          <w:cs/>
           <w:lang w:val="ar_AE" w:bidi="ar_AE"/>
         </w:rPr>
         <w:t xml:space="preserve"> لَيْسَ جَبْرٌ لِٱنْكِسَارِكَ. جُرْحُكَ عَدِيمُ ٱلشِّفَاءِ. كُلُّ ٱلَّذِينَ يَسْمَعُونَ خَبَرَكَ يُصَفِّقُونَ بِأَيْدِيهِمْ عَلَيْكَ، لِأَنَّهُ عَلَى مَنْ لَمْ يَمُرَّ شَرُّكَ عَلَى ٱلدَّوَامِ؟</w:t>
-      </w:r>
-      <w:r>
-        <w:rPr>
-          <w:lang w:val="ar_AE" w:bidi="ar_AE"/>
-        </w:rPr>
-      </w:r>
-      <w:r>
-        <w:rPr>
-          <w:lang w:val="ar_AE" w:bidi="ar_AE"/>
-        </w:rPr>
       </w:r>
     </w:p>
     <w:sectPr>
